--- a/01_《三人行》全24集全流程标杆成品库/03_剧作结构、悬念节奏与视听解码/EP24_《三人行》第二十四集《独自面对》剧作结构、悬念节奏与视听解码.docx
+++ b/01_《三人行》全24集全流程标杆成品库/03_剧作结构、悬念节奏与视听解码/EP24_《三人行》第二十四集《独自面对》剧作结构、悬念节奏与视听解码.docx
@@ -220,19 +220,8 @@
             <w:shd w:fill="1F3864"/>
           </w:tcPr>
           <w:p>
-            <w:pPr>
-              <w:spacing w:before="40" w:after="40" w:line="312" w:lineRule="auto"/>
-              <w:jc w:val="center"/>
-            </w:pPr>
-            <w:r/>
             <w:r>
-              <w:rPr>
-                <w:rFonts w:ascii="Arial" w:hAnsi="Arial" w:eastAsia="黑体"/>
-                <w:b/>
-                <w:color w:val="FFFFFF"/>
-                <w:sz w:val="19"/>
-              </w:rPr>
-              <w:t>核心道具 / 文字意象载体</w:t>
+              <w:t>当集核心道具 / 屏幕文字 / 微镜像载体</w:t>
             </w:r>
           </w:p>
         </w:tc>
@@ -249,1939 +238,216 @@
             <w:shd w:fill="1F3864"/>
           </w:tcPr>
           <w:p>
-            <w:pPr>
-              <w:spacing w:before="40" w:after="40" w:line="312" w:lineRule="auto"/>
-              <w:jc w:val="center"/>
-            </w:pPr>
-            <w:r/>
             <w:r>
-              <w:rPr>
-                <w:rFonts w:ascii="Arial" w:hAnsi="Arial" w:eastAsia="黑体"/>
-                <w:b/>
-                <w:color w:val="FFFFFF"/>
-                <w:sz w:val="19"/>
-              </w:rPr>
               <w:t>本集物理实证、微距文字原文与跨集因果闭环解析</w:t>
             </w:r>
           </w:p>
         </w:tc>
       </w:tr>
       <w:tr>
-        <w:trPr>
-          <w:cantSplit/>
-        </w:trPr>
         <w:tc>
           <w:tcPr>
-            <w:tcW w:type="dxa" w:w="3024"/>
-            <w:vAlign w:val="center"/>
+            <w:tcW w:type="dxa" w:w="5184"/>
             <w:tcMar>
-              <w:top w:w="105" w:type="dxa"/>
-              <w:bottom w:w="105" w:type="dxa"/>
-              <w:left w:w="145" w:type="dxa"/>
-              <w:right w:w="145" w:type="dxa"/>
+              <w:top w:w="70" w:type="dxa"/>
+              <w:bottom w:w="70" w:type="dxa"/>
+              <w:left w:w="100" w:type="dxa"/>
+              <w:right w:w="100" w:type="dxa"/>
             </w:tcMar>
+            <w:shd w:fill="FFFFFF"/>
           </w:tcPr>
           <w:p>
             <w:pPr>
-              <w:spacing w:before="40" w:after="40" w:line="341" w:lineRule="auto"/>
               <w:jc w:val="left"/>
             </w:pPr>
-            <w:r/>
             <w:r>
               <w:rPr>
-                <w:rFonts w:ascii="Times New Roman" w:hAnsi="Times New Roman" w:eastAsia="宋体"/>
+                <w:rFonts w:ascii="黑体" w:hAnsi="黑体"/>
                 <w:b/>
-                <w:color w:val="191919"/>
-                <w:sz w:val="19"/>
               </w:rPr>
-              <w:t>24-1　内/外　501室赵左右家·长林八中孔子雕像广场与高三（2）班教室 — 日</w:t>
+              <w:t>孔子像前陈明的复学书包与王一漫收回的红金钢笔</w:t>
+              <w:br/>
+              <w:t>（24-1至24-3场）</w:t>
             </w:r>
           </w:p>
         </w:tc>
         <w:tc>
           <w:tcPr>
-            <w:tcW w:type="dxa" w:w="7344"/>
-            <w:vAlign w:val="center"/>
+            <w:tcW w:type="dxa" w:w="5184"/>
             <w:tcMar>
-              <w:top w:w="105" w:type="dxa"/>
-              <w:bottom w:w="105" w:type="dxa"/>
-              <w:left w:w="145" w:type="dxa"/>
-              <w:right w:w="145" w:type="dxa"/>
+              <w:top w:w="70" w:type="dxa"/>
+              <w:bottom w:w="70" w:type="dxa"/>
+              <w:left w:w="100" w:type="dxa"/>
+              <w:right w:w="100" w:type="dxa"/>
             </w:tcMar>
+            <w:shd w:fill="FFFFFF"/>
           </w:tcPr>
           <w:p>
             <w:pPr>
-              <w:spacing w:before="40" w:after="40" w:line="341" w:lineRule="auto"/>
               <w:jc w:val="left"/>
             </w:pPr>
-            <w:r/>
             <w:r>
               <w:rPr>
-                <w:rFonts w:ascii="Times New Roman" w:hAnsi="Times New Roman" w:eastAsia="宋体"/>
+                <w:rFonts w:ascii="宋体" w:hAnsi="宋体"/>
                 <w:b w:val="0"/>
-                <w:color w:val="191919"/>
-                <w:sz w:val="19"/>
               </w:rPr>
-              <w:t>【出场人物】赵左右、刘美奕、赵东来、罗爱文、陈明、高三全班学生</w:t>
-              <w:br/>
-              <w:t>【戏剧推进】片头龙标与“朝也 CHAO YE FILM”水墨厂牌隐去。清晨七点半，五零一室暖意融融。身穿淡紫色花纹睡衣的母亲刘美奕推开儿子卧室门，见已经穿好校服衬衫、针织背心外搭驼色连帽大衣的赵左右正背着书包准备出门，惊讶地喊了一声：“赵左右！” 咋了，妈？ 刘美奕看了一眼墙上的挂钟，关切地询问。</w:t>
+              <w:t>2009年秋陈明背着书包在孔子像前阳光复学（“谢谢你的字条，字丑了点”）；罗爱文赴德留学坚持学造新能源汽车；王一漫在飘雪连廊收回红金钢笔，与小赵许下“顶峰相见”之约。</w:t>
             </w:r>
           </w:p>
         </w:tc>
       </w:tr>
       <w:tr>
-        <w:trPr>
-          <w:cantSplit/>
-        </w:trPr>
         <w:tc>
           <w:tcPr>
-            <w:tcW w:type="dxa" w:w="3024"/>
-            <w:vAlign w:val="center"/>
+            <w:tcW w:type="dxa" w:w="5184"/>
             <w:tcMar>
-              <w:top w:w="105" w:type="dxa"/>
-              <w:bottom w:w="105" w:type="dxa"/>
-              <w:left w:w="145" w:type="dxa"/>
-              <w:right w:w="145" w:type="dxa"/>
+              <w:top w:w="70" w:type="dxa"/>
+              <w:bottom w:w="70" w:type="dxa"/>
+              <w:left w:w="100" w:type="dxa"/>
+              <w:right w:w="100" w:type="dxa"/>
             </w:tcMar>
-            <w:shd w:fill="F7FAFC"/>
+            <w:shd w:fill="F5F7FA"/>
           </w:tcPr>
           <w:p>
             <w:pPr>
-              <w:spacing w:before="40" w:after="40" w:line="341" w:lineRule="auto"/>
               <w:jc w:val="left"/>
             </w:pPr>
-            <w:r/>
             <w:r>
               <w:rPr>
-                <w:rFonts w:ascii="Times New Roman" w:hAnsi="Times New Roman" w:eastAsia="宋体"/>
+                <w:rFonts w:ascii="黑体" w:hAnsi="黑体"/>
                 <w:b/>
-                <w:color w:val="191919"/>
-                <w:sz w:val="19"/>
               </w:rPr>
-              <w:t>24-2　外/内　片头曲《三人行》（OP）与大结局集名呈现 — 日/夜</w:t>
+              <w:t>华彩艺考落榜单、云都大学计算机系调剂通知书与啤酒瓶/微笑雪人</w:t>
+              <w:br/>
+              <w:t>（24-5至24-9场）</w:t>
             </w:r>
           </w:p>
         </w:tc>
         <w:tc>
           <w:tcPr>
-            <w:tcW w:type="dxa" w:w="7344"/>
-            <w:vAlign w:val="center"/>
+            <w:tcW w:type="dxa" w:w="5184"/>
             <w:tcMar>
-              <w:top w:w="105" w:type="dxa"/>
-              <w:bottom w:w="105" w:type="dxa"/>
-              <w:left w:w="145" w:type="dxa"/>
-              <w:right w:w="145" w:type="dxa"/>
+              <w:top w:w="70" w:type="dxa"/>
+              <w:bottom w:w="70" w:type="dxa"/>
+              <w:left w:w="100" w:type="dxa"/>
+              <w:right w:w="100" w:type="dxa"/>
             </w:tcMar>
-            <w:shd w:fill="F7FAFC"/>
+            <w:shd w:fill="F5F7FA"/>
           </w:tcPr>
           <w:p>
             <w:pPr>
-              <w:spacing w:before="40" w:after="40" w:line="341" w:lineRule="auto"/>
               <w:jc w:val="left"/>
             </w:pPr>
-            <w:r/>
             <w:r>
               <w:rPr>
-                <w:rFonts w:ascii="Times New Roman" w:hAnsi="Times New Roman" w:eastAsia="宋体"/>
+                <w:rFonts w:ascii="宋体" w:hAnsi="宋体"/>
                 <w:b w:val="0"/>
-                <w:color w:val="191919"/>
-                <w:sz w:val="19"/>
               </w:rPr>
-              <w:t>【出场人物】环境/意象叙事</w:t>
-              <w:br/>
-              <w:t>【戏剧推进】片头音乐响起，四十一岁的荀未来猛然睁开双眼，与十六岁的赵左右、六十六岁的赵了并肩立于漫天风雪的黑夜之中，猜拳出拳的定格画面与《三人行 THE TRIPLE ECHO OF TIME》主片名交相辉映。随后镜头切回长林八中校园，浮现大结局集名花字：第 24 集 独自面对。</w:t>
+              <w:t>背负四年全知记忆的赵左右沦为“不敢犯错的囚徒”：华彩艺考落榜、高考602分被调剂回北京云都大学计算机系；2012冬夜，20岁的赵左右拎着啤酒瓶走在公园木栈道上，冲路边微笑的雪人崩溃哭喊：“笑什么？我问你笑什么！连我今天会崩溃你也算到了吧？”——与EP01开篇1998雪夜失控成年陌生男人拿酒瓶指雪人怒骂踹碎形成跨越24集的宿命微镜像！</w:t>
             </w:r>
           </w:p>
         </w:tc>
       </w:tr>
       <w:tr>
-        <w:trPr>
-          <w:cantSplit/>
-        </w:trPr>
         <w:tc>
           <w:tcPr>
-            <w:tcW w:type="dxa" w:w="3024"/>
-            <w:vAlign w:val="center"/>
+            <w:tcW w:type="dxa" w:w="5184"/>
             <w:tcMar>
-              <w:top w:w="105" w:type="dxa"/>
-              <w:bottom w:w="105" w:type="dxa"/>
-              <w:left w:w="145" w:type="dxa"/>
-              <w:right w:w="145" w:type="dxa"/>
+              <w:top w:w="70" w:type="dxa"/>
+              <w:bottom w:w="70" w:type="dxa"/>
+              <w:left w:w="100" w:type="dxa"/>
+              <w:right w:w="100" w:type="dxa"/>
             </w:tcMar>
+            <w:shd w:fill="FFFFFF"/>
           </w:tcPr>
           <w:p>
             <w:pPr>
-              <w:spacing w:before="40" w:after="40" w:line="341" w:lineRule="auto"/>
               <w:jc w:val="left"/>
             </w:pPr>
-            <w:r/>
             <w:r>
               <w:rPr>
-                <w:rFonts w:ascii="Times New Roman" w:hAnsi="Times New Roman" w:eastAsia="宋体"/>
+                <w:rFonts w:ascii="黑体" w:hAnsi="黑体"/>
                 <w:b/>
-                <w:color w:val="191919"/>
-                <w:sz w:val="19"/>
               </w:rPr>
-              <w:t>24-3　内/外　长林八中高三教学楼走廊与冬日飘雪连廊（2009秋—2009冬） — 日</w:t>
+              <w:t>母校覆雪操场的第三个雪人与清除预知记忆白光</w:t>
+              <w:br/>
+              <w:t>（24-10场）</w:t>
             </w:r>
           </w:p>
         </w:tc>
         <w:tc>
           <w:tcPr>
-            <w:tcW w:type="dxa" w:w="7344"/>
-            <w:vAlign w:val="center"/>
+            <w:tcW w:type="dxa" w:w="5184"/>
             <w:tcMar>
-              <w:top w:w="105" w:type="dxa"/>
-              <w:bottom w:w="105" w:type="dxa"/>
-              <w:left w:w="145" w:type="dxa"/>
-              <w:right w:w="145" w:type="dxa"/>
+              <w:top w:w="70" w:type="dxa"/>
+              <w:bottom w:w="70" w:type="dxa"/>
+              <w:left w:w="100" w:type="dxa"/>
+              <w:right w:w="100" w:type="dxa"/>
             </w:tcMar>
+            <w:shd w:fill="FFFFFF"/>
           </w:tcPr>
           <w:p>
             <w:pPr>
-              <w:spacing w:before="40" w:after="40" w:line="341" w:lineRule="auto"/>
               <w:jc w:val="left"/>
             </w:pPr>
-            <w:r/>
             <w:r>
               <w:rPr>
-                <w:rFonts w:ascii="Times New Roman" w:hAnsi="Times New Roman" w:eastAsia="宋体"/>
+                <w:rFonts w:ascii="宋体" w:hAnsi="宋体"/>
                 <w:b w:val="0"/>
-                <w:color w:val="191919"/>
-                <w:sz w:val="19"/>
               </w:rPr>
-              <w:t>【出场人物】罗爱文、赵左右、王一漫</w:t>
-              <w:br/>
-              <w:t>【戏剧推进】画面浮现时间字标：2009 秋。高三教学楼走廊里，“决战高考 为梦想而战”的红色签名墙格外醒目。班主任戴娟走过走廊叮嘱学生们：“现在都是高三人了啊，学习环境要干净，心也要静下来。”身穿黑白运动外套的罗爱文礼貌地向戴主任打过招呼，转身走到赵左右面前郑重辞行。 我后天就飞德国了，专门来跟大家告个别。 赵左右一怔，不舍地拉住他。</w:t>
+              <w:t>41岁荀未来重返2012冬夜，在82岁余博士“如果一个人什么都知道，真的会活得更好吗”的点醒下，陪20岁小赵在操场堆完丑雪人，以此为坐标请余博士清除小赵脑中所有未来预知记忆，归还“原来未知，才是未来”；失忆后的小赵笑骂“这雪人也太丑了吧，这是我堆的？”并蹲下修补雪人。</w:t>
             </w:r>
           </w:p>
         </w:tc>
       </w:tr>
       <w:tr>
-        <w:trPr>
-          <w:cantSplit/>
-        </w:trPr>
         <w:tc>
           <w:tcPr>
-            <w:tcW w:type="dxa" w:w="3024"/>
-            <w:vAlign w:val="center"/>
+            <w:tcW w:type="dxa" w:w="5184"/>
             <w:tcMar>
-              <w:top w:w="105" w:type="dxa"/>
-              <w:bottom w:w="105" w:type="dxa"/>
-              <w:left w:w="145" w:type="dxa"/>
-              <w:right w:w="145" w:type="dxa"/>
+              <w:top w:w="70" w:type="dxa"/>
+              <w:bottom w:w="70" w:type="dxa"/>
+              <w:left w:w="100" w:type="dxa"/>
+              <w:right w:w="100" w:type="dxa"/>
             </w:tcMar>
-            <w:shd w:fill="F7FAFC"/>
+            <w:shd w:fill="F5F7FA"/>
           </w:tcPr>
           <w:p>
             <w:pPr>
-              <w:spacing w:before="40" w:after="40" w:line="341" w:lineRule="auto"/>
               <w:jc w:val="left"/>
             </w:pPr>
-            <w:r/>
             <w:r>
               <w:rPr>
-                <w:rFonts w:ascii="Times New Roman" w:hAnsi="Times New Roman" w:eastAsia="宋体"/>
+                <w:rFonts w:ascii="黑体" w:hAnsi="黑体"/>
                 <w:b/>
-                <w:color w:val="191919"/>
-                <w:sz w:val="19"/>
               </w:rPr>
-              <w:t>24-4　内　长林八中广播站·教导主任戴娟办公室与501室赵左右卧室 — 日</w:t>
+              <w:t>飞霞路雪夜被砸碎的偷拍翻盖手机、小手电筒暖雪与99%修正卡死屏</w:t>
+              <w:br/>
+              <w:t>（24-11至24-12场）</w:t>
             </w:r>
           </w:p>
         </w:tc>
         <w:tc>
           <w:tcPr>
-            <w:tcW w:type="dxa" w:w="7344"/>
-            <w:vAlign w:val="center"/>
+            <w:tcW w:type="dxa" w:w="5184"/>
             <w:tcMar>
-              <w:top w:w="105" w:type="dxa"/>
-              <w:bottom w:w="105" w:type="dxa"/>
-              <w:left w:w="145" w:type="dxa"/>
-              <w:right w:w="145" w:type="dxa"/>
+              <w:top w:w="70" w:type="dxa"/>
+              <w:bottom w:w="70" w:type="dxa"/>
+              <w:left w:w="100" w:type="dxa"/>
+              <w:right w:w="100" w:type="dxa"/>
             </w:tcMar>
-            <w:shd w:fill="F7FAFC"/>
+            <w:shd w:fill="F5F7FA"/>
           </w:tcPr>
           <w:p>
             <w:pPr>
-              <w:spacing w:before="40" w:after="40" w:line="341" w:lineRule="auto"/>
               <w:jc w:val="left"/>
             </w:pPr>
-            <w:r/>
             <w:r>
               <w:rPr>
-                <w:rFonts w:ascii="Times New Roman" w:hAnsi="Times New Roman" w:eastAsia="宋体"/>
+                <w:rFonts w:ascii="宋体" w:hAnsi="宋体"/>
                 <w:b w:val="0"/>
-                <w:color w:val="191919"/>
-                <w:sz w:val="19"/>
               </w:rPr>
-              <w:t>【出场人物】赵左右、徐图图、戴娟、刘美奕</w:t>
-              <w:br/>
-              <w:t>【戏剧推进】“八中之声”广播站内，即将迎来高三最后一次播音的徐图图独自坐在麦克风前，攥着广播稿反复试读（“高三是紧张的，但也是热血的……不好，不好”），紧张得手心直冒汗。就在这时，广播室的门被推开，赵左右拎着一个冒着热气的塑料袋笑嘻嘻地走了进来，把一碗砂锅麻辣烫摆在调音台旁！ 我之前研究过，说人在紧张的时候，做点熟悉的事就没那么紧张了。你看我带了什么？ 徐图图吓了一跳，看着红油翻滚的麻辣烫瞪圆了眼睛。</w:t>
-            </w:r>
-          </w:p>
-        </w:tc>
-      </w:tr>
-      <w:tr>
-        <w:trPr>
-          <w:cantSplit/>
-        </w:trPr>
-        <w:tc>
-          <w:tcPr>
-            <w:tcW w:type="dxa" w:w="3024"/>
-            <w:vAlign w:val="center"/>
-            <w:tcMar>
-              <w:top w:w="105" w:type="dxa"/>
-              <w:bottom w:w="105" w:type="dxa"/>
-              <w:left w:w="145" w:type="dxa"/>
-              <w:right w:w="145" w:type="dxa"/>
-            </w:tcMar>
-          </w:tcPr>
-          <w:p>
-            <w:pPr>
-              <w:spacing w:before="40" w:after="40" w:line="341" w:lineRule="auto"/>
-              <w:jc w:val="left"/>
-            </w:pPr>
-            <w:r/>
-            <w:r>
-              <w:rPr>
-                <w:rFonts w:ascii="Times New Roman" w:hAnsi="Times New Roman" w:eastAsia="宋体"/>
-                <w:b/>
-                <w:color w:val="191919"/>
-                <w:sz w:val="19"/>
-              </w:rPr>
-              <w:t>24-5　内　2010年北京华彩艺术学院专业面试考场与501室卧室（2010初春） — 日</w:t>
-            </w:r>
-          </w:p>
-        </w:tc>
-        <w:tc>
-          <w:tcPr>
-            <w:tcW w:type="dxa" w:w="7344"/>
-            <w:vAlign w:val="center"/>
-            <w:tcMar>
-              <w:top w:w="105" w:type="dxa"/>
-              <w:bottom w:w="105" w:type="dxa"/>
-              <w:left w:w="145" w:type="dxa"/>
-              <w:right w:w="145" w:type="dxa"/>
-            </w:tcMar>
-          </w:tcPr>
-          <w:p>
-            <w:pPr>
-              <w:spacing w:before="40" w:after="40" w:line="341" w:lineRule="auto"/>
-              <w:jc w:val="left"/>
-            </w:pPr>
-            <w:r/>
-            <w:r>
-              <w:rPr>
-                <w:rFonts w:ascii="Times New Roman" w:hAnsi="Times New Roman" w:eastAsia="宋体"/>
-                <w:b w:val="0"/>
-                <w:color w:val="191919"/>
-                <w:sz w:val="19"/>
-              </w:rPr>
-              <w:t>【出场人物】女主考官、白发男主考官、赵左右、刘美奕</w:t>
-              <w:br/>
-              <w:t>【戏剧推进】画面浮现时间字标：2010 初春。教室前方高挂着红底白字横幅：【`2010年北京华彩艺术学院专业面试考场`】。四位考官端坐在长条考官席后，头戴深灰色棒球帽、身穿灰卫衣配黑羽绒马甲的十八岁赵左右站在场地中央，手里捧着一台联想ThinkPad笔记本电脑，屏幕正播放着他拍摄的《孤独的饭桶》系列视频——画面里徐图图正大口吃着卤肉饭和拉面，幸福地感叹“这个卤肉饭也太棒了！肉臊肥瘦比例刚好”。 坐在中间的女主考官抬手打断了视频播放，推了推眼镜发问。……</w:t>
-            </w:r>
-          </w:p>
-        </w:tc>
-      </w:tr>
-      <w:tr>
-        <w:trPr>
-          <w:cantSplit/>
-        </w:trPr>
-        <w:tc>
-          <w:tcPr>
-            <w:tcW w:type="dxa" w:w="3024"/>
-            <w:vAlign w:val="center"/>
-            <w:tcMar>
-              <w:top w:w="105" w:type="dxa"/>
-              <w:bottom w:w="105" w:type="dxa"/>
-              <w:left w:w="145" w:type="dxa"/>
-              <w:right w:w="145" w:type="dxa"/>
-            </w:tcMar>
-            <w:shd w:fill="F7FAFC"/>
-          </w:tcPr>
-          <w:p>
-            <w:pPr>
-              <w:spacing w:before="40" w:after="40" w:line="341" w:lineRule="auto"/>
-              <w:jc w:val="left"/>
-            </w:pPr>
-            <w:r/>
-            <w:r>
-              <w:rPr>
-                <w:rFonts w:ascii="Times New Roman" w:hAnsi="Times New Roman" w:eastAsia="宋体"/>
-                <w:b/>
-                <w:color w:val="191919"/>
-                <w:sz w:val="19"/>
-              </w:rPr>
-              <w:t>24-6　内　火锅店高考毕业聚餐与501室卧室高考查分（2010夏） — 日</w:t>
-            </w:r>
-          </w:p>
-        </w:tc>
-        <w:tc>
-          <w:tcPr>
-            <w:tcW w:type="dxa" w:w="7344"/>
-            <w:vAlign w:val="center"/>
-            <w:tcMar>
-              <w:top w:w="105" w:type="dxa"/>
-              <w:bottom w:w="105" w:type="dxa"/>
-              <w:left w:w="145" w:type="dxa"/>
-              <w:right w:w="145" w:type="dxa"/>
-            </w:tcMar>
-            <w:shd w:fill="F7FAFC"/>
-          </w:tcPr>
-          <w:p>
-            <w:pPr>
-              <w:spacing w:before="40" w:after="40" w:line="341" w:lineRule="auto"/>
-              <w:jc w:val="left"/>
-            </w:pPr>
-            <w:r/>
-            <w:r>
-              <w:rPr>
-                <w:rFonts w:ascii="Times New Roman" w:hAnsi="Times New Roman" w:eastAsia="宋体"/>
-                <w:b w:val="0"/>
-                <w:color w:val="191919"/>
-                <w:sz w:val="19"/>
-              </w:rPr>
-              <w:t>【出场人物】徐图图、赵左右、王一漫、陈明、赵东来、刘美奕</w:t>
-              <w:br/>
-              <w:t>【戏剧推进】画面浮现时间字标：2010 夏。高考结束当晚，热气腾腾的火锅店里，身穿绿白条纹Polo衫的赵左右与身穿浅蓝衬衫背带裙的徐图图举起啤酒杯痛快碰撞：“干杯！好爽啊！”徐图图好奇地眨了眨眼： 嗯？你之前不是说喝酒找罪受吗？ 赵左右仰头喝了一大口啤酒，感慨万千。</w:t>
-            </w:r>
-          </w:p>
-        </w:tc>
-      </w:tr>
-      <w:tr>
-        <w:trPr>
-          <w:cantSplit/>
-        </w:trPr>
-        <w:tc>
-          <w:tcPr>
-            <w:tcW w:type="dxa" w:w="3024"/>
-            <w:vAlign w:val="center"/>
-            <w:tcMar>
-              <w:top w:w="105" w:type="dxa"/>
-              <w:bottom w:w="105" w:type="dxa"/>
-              <w:left w:w="145" w:type="dxa"/>
-              <w:right w:w="145" w:type="dxa"/>
-            </w:tcMar>
-          </w:tcPr>
-          <w:p>
-            <w:pPr>
-              <w:spacing w:before="40" w:after="40" w:line="341" w:lineRule="auto"/>
-              <w:jc w:val="left"/>
-            </w:pPr>
-            <w:r/>
-            <w:r>
-              <w:rPr>
-                <w:rFonts w:ascii="Times New Roman" w:hAnsi="Times New Roman" w:eastAsia="宋体"/>
-                <w:b/>
-                <w:color w:val="191919"/>
-                <w:sz w:val="19"/>
-              </w:rPr>
-              <w:t>24-7　外/内　老式红砖家属楼外铁楼梯·徐图图家1449室卧室与501室 — 日/夜</w:t>
-            </w:r>
-          </w:p>
-        </w:tc>
-        <w:tc>
-          <w:tcPr>
-            <w:tcW w:type="dxa" w:w="7344"/>
-            <w:vAlign w:val="center"/>
-            <w:tcMar>
-              <w:top w:w="105" w:type="dxa"/>
-              <w:bottom w:w="105" w:type="dxa"/>
-              <w:left w:w="145" w:type="dxa"/>
-              <w:right w:w="145" w:type="dxa"/>
-            </w:tcMar>
-          </w:tcPr>
-          <w:p>
-            <w:pPr>
-              <w:spacing w:before="40" w:after="40" w:line="341" w:lineRule="auto"/>
-              <w:jc w:val="left"/>
-            </w:pPr>
-            <w:r/>
-            <w:r>
-              <w:rPr>
-                <w:rFonts w:ascii="Times New Roman" w:hAnsi="Times New Roman" w:eastAsia="宋体"/>
-                <w:b w:val="0"/>
-                <w:color w:val="191919"/>
-                <w:sz w:val="19"/>
-              </w:rPr>
-              <w:t>【出场人物】徐图图、赵左右</w:t>
-              <w:br/>
-              <w:t>【戏剧推进】填完志愿后，赵左右走上红砖家属楼外侧的红色铁楼梯，敲响了一四四九室的大门：“图图，图图。”屋里传来徐图图低落的声音：“你进来吧。” 徐图图卧室内，身穿白色蕾丝长裙的徐图图失落地坐在床边地板上，赵左右走过去并排坐到她身旁。徐图图抬起头，强颜欢笑地看着他。 我……我虽然没考好，但没关系，我们还是可以一起去北京的。</w:t>
-            </w:r>
-          </w:p>
-        </w:tc>
-      </w:tr>
-      <w:tr>
-        <w:trPr>
-          <w:cantSplit/>
-        </w:trPr>
-        <w:tc>
-          <w:tcPr>
-            <w:tcW w:type="dxa" w:w="3024"/>
-            <w:vAlign w:val="center"/>
-            <w:tcMar>
-              <w:top w:w="105" w:type="dxa"/>
-              <w:bottom w:w="105" w:type="dxa"/>
-              <w:left w:w="145" w:type="dxa"/>
-              <w:right w:w="145" w:type="dxa"/>
-            </w:tcMar>
-            <w:shd w:fill="F7FAFC"/>
-          </w:tcPr>
-          <w:p>
-            <w:pPr>
-              <w:spacing w:before="40" w:after="40" w:line="341" w:lineRule="auto"/>
-              <w:jc w:val="left"/>
-            </w:pPr>
-            <w:r/>
-            <w:r>
-              <w:rPr>
-                <w:rFonts w:ascii="Times New Roman" w:hAnsi="Times New Roman" w:eastAsia="宋体"/>
-                <w:b/>
-                <w:color w:val="191919"/>
-                <w:sz w:val="19"/>
-              </w:rPr>
-              <w:t>24-8　内/外　501室卧室查录取结果·行驶的公交车内与北京云都大学校园（2010秋—2012） — 日/夜</w:t>
-            </w:r>
-          </w:p>
-        </w:tc>
-        <w:tc>
-          <w:tcPr>
-            <w:tcW w:type="dxa" w:w="7344"/>
-            <w:vAlign w:val="center"/>
-            <w:tcMar>
-              <w:top w:w="105" w:type="dxa"/>
-              <w:bottom w:w="105" w:type="dxa"/>
-              <w:left w:w="145" w:type="dxa"/>
-              <w:right w:w="145" w:type="dxa"/>
-            </w:tcMar>
-            <w:shd w:fill="F7FAFC"/>
-          </w:tcPr>
-          <w:p>
-            <w:pPr>
-              <w:spacing w:before="40" w:after="40" w:line="341" w:lineRule="auto"/>
-              <w:jc w:val="left"/>
-            </w:pPr>
-            <w:r/>
-            <w:r>
-              <w:rPr>
-                <w:rFonts w:ascii="Times New Roman" w:hAnsi="Times New Roman" w:eastAsia="宋体"/>
-                <w:b w:val="0"/>
-                <w:color w:val="191919"/>
-                <w:sz w:val="19"/>
-              </w:rPr>
-              <w:t>【出场人物】赵左右、赵东来、招办老师</w:t>
-              <w:br/>
-              <w:t>【戏剧推进】清晨微光中，十八岁的赵左右睁开眼，嘴里不停默念着：“录取、录取、录取……”电脑桌前，赵东来拿着一本笔记本遮住显示器下半截，与刘美奕、赵左右一起屏息凝神地将笔记本往下一点点挪开—— 当【录取】二字露出来的瞬间，一家三口同时欢呼击掌：“录了！录取了！恭喜儿子！”然而当赵东来彻底拿开笔记本、露出完整页面【`2010年吉林省普通高校招生考试录取结果查询｜院校名称：北京云都大学｜专业名称：计算机应用（调剂）｜学制：4年`】时，赵左右脸上的笑容瞬间……</w:t>
-            </w:r>
-          </w:p>
-        </w:tc>
-      </w:tr>
-      <w:tr>
-        <w:trPr>
-          <w:cantSplit/>
-        </w:trPr>
-        <w:tc>
-          <w:tcPr>
-            <w:tcW w:type="dxa" w:w="3024"/>
-            <w:vAlign w:val="center"/>
-            <w:tcMar>
-              <w:top w:w="105" w:type="dxa"/>
-              <w:bottom w:w="105" w:type="dxa"/>
-              <w:left w:w="145" w:type="dxa"/>
-              <w:right w:w="145" w:type="dxa"/>
-            </w:tcMar>
-          </w:tcPr>
-          <w:p>
-            <w:pPr>
-              <w:spacing w:before="40" w:after="40" w:line="341" w:lineRule="auto"/>
-              <w:jc w:val="left"/>
-            </w:pPr>
-            <w:r/>
-            <w:r>
-              <w:rPr>
-                <w:rFonts w:ascii="Times New Roman" w:hAnsi="Times New Roman" w:eastAsia="宋体"/>
-                <w:b/>
-                <w:color w:val="191919"/>
-                <w:sz w:val="19"/>
-              </w:rPr>
-              <w:t>24-9　外/内　北京云都大学台阶·2012冬雪夜林间木栈道与501室客厅（2012冬） — 日/夜</w:t>
-            </w:r>
-          </w:p>
-        </w:tc>
-        <w:tc>
-          <w:tcPr>
-            <w:tcW w:type="dxa" w:w="7344"/>
-            <w:vAlign w:val="center"/>
-            <w:tcMar>
-              <w:top w:w="105" w:type="dxa"/>
-              <w:bottom w:w="105" w:type="dxa"/>
-              <w:left w:w="145" w:type="dxa"/>
-              <w:right w:w="145" w:type="dxa"/>
-            </w:tcMar>
-          </w:tcPr>
-          <w:p>
-            <w:pPr>
-              <w:spacing w:before="40" w:after="40" w:line="341" w:lineRule="auto"/>
-              <w:jc w:val="left"/>
-            </w:pPr>
-            <w:r/>
-            <w:r>
-              <w:rPr>
-                <w:rFonts w:ascii="Times New Roman" w:hAnsi="Times New Roman" w:eastAsia="宋体"/>
-                <w:b w:val="0"/>
-                <w:color w:val="191919"/>
-                <w:sz w:val="19"/>
-              </w:rPr>
-              <w:t>【出场人物】赵左右、赵东来</w:t>
-              <w:br/>
-              <w:t>【戏剧推进】白天，身穿黑色羽绒服的青年赵左右拎着打包的快餐盒走下大学教学楼台阶，迎面一名匆忙跑上楼的男生不慎将他手中的快餐撞翻在地，汤饭洒了一地。男生匆匆说了句“不好意思”便跑远了，赵左右低头麻木地看着雪地上的狼藉，心底一片死灰。 这就是我的新人生，眼看着时间左右我的命运，我却只能麻木地接受。 画面浮现时间字标：2012 冬。夜晚，白雪覆盖的公园林间木栈道上路灯幽暗。已经二十岁、读大三的赵左右身穿深色连帽毛呢大衣，手里拎着一个啤酒瓶，步履踉跄地走在……</w:t>
-            </w:r>
-          </w:p>
-        </w:tc>
-      </w:tr>
-      <w:tr>
-        <w:trPr>
-          <w:cantSplit/>
-        </w:trPr>
-        <w:tc>
-          <w:tcPr>
-            <w:tcW w:type="dxa" w:w="3024"/>
-            <w:vAlign w:val="center"/>
-            <w:tcMar>
-              <w:top w:w="105" w:type="dxa"/>
-              <w:bottom w:w="105" w:type="dxa"/>
-              <w:left w:w="145" w:type="dxa"/>
-              <w:right w:w="145" w:type="dxa"/>
-            </w:tcMar>
-            <w:shd w:fill="F7FAFC"/>
-          </w:tcPr>
-          <w:p>
-            <w:pPr>
-              <w:spacing w:before="40" w:after="40" w:line="341" w:lineRule="auto"/>
-              <w:jc w:val="left"/>
-            </w:pPr>
-            <w:r/>
-            <w:r>
-              <w:rPr>
-                <w:rFonts w:ascii="Times New Roman" w:hAnsi="Times New Roman" w:eastAsia="宋体"/>
-                <w:b/>
-                <w:color w:val="191919"/>
-                <w:sz w:val="19"/>
-              </w:rPr>
-              <w:t>24-10　外/内　长林八中覆雪操场与2058年老年余博士实验室（跨时空交叉） — 日</w:t>
-            </w:r>
-          </w:p>
-        </w:tc>
-        <w:tc>
-          <w:tcPr>
-            <w:tcW w:type="dxa" w:w="7344"/>
-            <w:vAlign w:val="center"/>
-            <w:tcMar>
-              <w:top w:w="105" w:type="dxa"/>
-              <w:bottom w:w="105" w:type="dxa"/>
-              <w:left w:w="145" w:type="dxa"/>
-              <w:right w:w="145" w:type="dxa"/>
-            </w:tcMar>
-            <w:shd w:fill="F7FAFC"/>
-          </w:tcPr>
-          <w:p>
-            <w:pPr>
-              <w:spacing w:before="40" w:after="40" w:line="341" w:lineRule="auto"/>
-              <w:jc w:val="left"/>
-            </w:pPr>
-            <w:r/>
-            <w:r>
-              <w:rPr>
-                <w:rFonts w:ascii="Times New Roman" w:hAnsi="Times New Roman" w:eastAsia="宋体"/>
-                <w:b w:val="0"/>
-                <w:color w:val="191919"/>
-                <w:sz w:val="19"/>
-              </w:rPr>
-              <w:t>【出场人物】荀未来、赵左右、老年余博士</w:t>
-              <w:br/>
-              <w:t>【戏剧推进】次日白天，冬日暖阳洒在白雪皑皑的长林八中校园。身穿白色长款羽绒服、内搭白色高领毛衣的青年赵左右独自走过覆雪的孔子雕像，穿过空旷安静的室内体育馆，最后走上厚雪覆盖的室外大操场。他双手插兜，踩着积雪在看台边缘落寞地徘徊。 就在赵左右停下脚步低头沉思的刹那——身后看台方向，突然传来一声无比熟悉、带着三分戏谑七分温柔的呼唤！ 哎。</w:t>
-            </w:r>
-          </w:p>
-        </w:tc>
-      </w:tr>
-      <w:tr>
-        <w:trPr>
-          <w:cantSplit/>
-        </w:trPr>
-        <w:tc>
-          <w:tcPr>
-            <w:tcW w:type="dxa" w:w="3024"/>
-            <w:vAlign w:val="center"/>
-            <w:tcMar>
-              <w:top w:w="105" w:type="dxa"/>
-              <w:bottom w:w="105" w:type="dxa"/>
-              <w:left w:w="145" w:type="dxa"/>
-              <w:right w:w="145" w:type="dxa"/>
-            </w:tcMar>
-          </w:tcPr>
-          <w:p>
-            <w:pPr>
-              <w:spacing w:before="40" w:after="40" w:line="341" w:lineRule="auto"/>
-              <w:jc w:val="left"/>
-            </w:pPr>
-            <w:r/>
-            <w:r>
-              <w:rPr>
-                <w:rFonts w:ascii="Times New Roman" w:hAnsi="Times New Roman" w:eastAsia="宋体"/>
-                <w:b/>
-                <w:color w:val="191919"/>
-                <w:sz w:val="19"/>
-              </w:rPr>
-              <w:t>24-11　外　飞霞路小区雪夜街道（大三寒假） — 夜</w:t>
-            </w:r>
-          </w:p>
-        </w:tc>
-        <w:tc>
-          <w:tcPr>
-            <w:tcW w:type="dxa" w:w="7344"/>
-            <w:vAlign w:val="center"/>
-            <w:tcMar>
-              <w:top w:w="105" w:type="dxa"/>
-              <w:bottom w:w="105" w:type="dxa"/>
-              <w:left w:w="145" w:type="dxa"/>
-              <w:right w:w="145" w:type="dxa"/>
-            </w:tcMar>
-          </w:tcPr>
-          <w:p>
-            <w:pPr>
-              <w:spacing w:before="40" w:after="40" w:line="341" w:lineRule="auto"/>
-              <w:jc w:val="left"/>
-            </w:pPr>
-            <w:r/>
-            <w:r>
-              <w:rPr>
-                <w:rFonts w:ascii="Times New Roman" w:hAnsi="Times New Roman" w:eastAsia="宋体"/>
-                <w:b w:val="0"/>
-                <w:color w:val="191919"/>
-                <w:sz w:val="19"/>
-              </w:rPr>
-              <w:t>【出场人物】被抢大妈、围观录像男、赵左右、徐图图</w:t>
-              <w:br/>
-              <w:t>【戏剧推进】寒假雪夜，红蓝闪烁的警灯刺破了飞霞路老旧小区的夜色。刚修补完雪人、穿着浅驼色牛角扣连帽大衣拎着一袋零食来找徐图图的青年赵左右刚走到街口，只见前方围满了街坊邻居——两名警察正将徐图图的赌鬼父亲徐家宝押上一辆警车！一名被抢的大妈指着徐家宝大声控诉： 就他就他，就他给我钱包抢走了！你看看，这不没了吗？就他抢的！ 身穿驼色羊羔毛外套、系着格子围巾的徐图图站在雪地里，脸色煞白、无助地朝警车喊了一声：“爸！”徐家宝愧疚地回头看了女儿一眼，被警察押进……</w:t>
-            </w:r>
-          </w:p>
-        </w:tc>
-      </w:tr>
-      <w:tr>
-        <w:trPr>
-          <w:cantSplit/>
-        </w:trPr>
-        <w:tc>
-          <w:tcPr>
-            <w:tcW w:type="dxa" w:w="3024"/>
-            <w:vAlign w:val="center"/>
-            <w:tcMar>
-              <w:top w:w="105" w:type="dxa"/>
-              <w:bottom w:w="105" w:type="dxa"/>
-              <w:left w:w="145" w:type="dxa"/>
-              <w:right w:w="145" w:type="dxa"/>
-            </w:tcMar>
-            <w:shd w:fill="F7FAFC"/>
-          </w:tcPr>
-          <w:p>
-            <w:pPr>
-              <w:spacing w:before="40" w:after="40" w:line="341" w:lineRule="auto"/>
-              <w:jc w:val="left"/>
-            </w:pPr>
-            <w:r/>
-            <w:r>
-              <w:rPr>
-                <w:rFonts w:ascii="Times New Roman" w:hAnsi="Times New Roman" w:eastAsia="宋体"/>
-                <w:b/>
-                <w:color w:val="191919"/>
-                <w:sz w:val="19"/>
-              </w:rPr>
-              <w:t>24-12　内　2033年赵左右与徐图图温馨之家客厅（新时间线2033） — 日</w:t>
-            </w:r>
-          </w:p>
-        </w:tc>
-        <w:tc>
-          <w:tcPr>
-            <w:tcW w:type="dxa" w:w="7344"/>
-            <w:vAlign w:val="center"/>
-            <w:tcMar>
-              <w:top w:w="105" w:type="dxa"/>
-              <w:bottom w:w="105" w:type="dxa"/>
-              <w:left w:w="145" w:type="dxa"/>
-              <w:right w:w="145" w:type="dxa"/>
-            </w:tcMar>
-            <w:shd w:fill="F7FAFC"/>
-          </w:tcPr>
-          <w:p>
-            <w:pPr>
-              <w:spacing w:before="40" w:after="40" w:line="341" w:lineRule="auto"/>
-              <w:jc w:val="left"/>
-            </w:pPr>
-            <w:r/>
-            <w:r>
-              <w:rPr>
-                <w:rFonts w:ascii="Times New Roman" w:hAnsi="Times New Roman" w:eastAsia="宋体"/>
-                <w:b w:val="0"/>
-                <w:color w:val="191919"/>
-                <w:sz w:val="19"/>
-              </w:rPr>
-              <w:t>【出场人物】徐图图、赵左右</w:t>
-              <w:br/>
-              <w:t>【戏剧推进】时光跨越二十一年，来到全新时间线的公元2033年。宽敞温馨的现代公寓客厅内，墙上挂着赵左右与妻子幸福甜美的婚纱油画，沙发上摆着可爱的毛绒玩偶——这里没有冰冷的电车咖啡馆，更没有电子墓碑！ 身穿草绿色毛衣内搭白衬衫的四十一岁赵左右，头上正戴着那顶妻子亲手织的、带黄色叉眼笑脸与大毛球的白色针织毛线帽；而在他身旁，安然无恙活到2033年的四十一岁妻子徐图图身穿白色针织翻领毛衣，正笑眯眯地替丈夫端详着帽子！ 不错，正合适。</w:t>
-            </w:r>
-          </w:p>
-        </w:tc>
-      </w:tr>
-      <w:tr>
-        <w:trPr>
-          <w:cantSplit/>
-        </w:trPr>
-        <w:tc>
-          <w:tcPr>
-            <w:tcW w:type="dxa" w:w="3024"/>
-            <w:vAlign w:val="center"/>
-            <w:tcMar>
-              <w:top w:w="105" w:type="dxa"/>
-              <w:bottom w:w="105" w:type="dxa"/>
-              <w:left w:w="145" w:type="dxa"/>
-              <w:right w:w="145" w:type="dxa"/>
-            </w:tcMar>
-          </w:tcPr>
-          <w:p>
-            <w:pPr>
-              <w:spacing w:before="40" w:after="40" w:line="341" w:lineRule="auto"/>
-              <w:jc w:val="left"/>
-            </w:pPr>
-            <w:r/>
-            <w:r>
-              <w:rPr>
-                <w:rFonts w:ascii="Times New Roman" w:hAnsi="Times New Roman" w:eastAsia="宋体"/>
-                <w:b/>
-                <w:color w:val="191919"/>
-                <w:sz w:val="19"/>
-              </w:rPr>
-              <w:t>24-13　内　2058年时空修正中心实验室 — 日</w:t>
-            </w:r>
-          </w:p>
-        </w:tc>
-        <w:tc>
-          <w:tcPr>
-            <w:tcW w:type="dxa" w:w="7344"/>
-            <w:vAlign w:val="center"/>
-            <w:tcMar>
-              <w:top w:w="105" w:type="dxa"/>
-              <w:bottom w:w="105" w:type="dxa"/>
-              <w:left w:w="145" w:type="dxa"/>
-              <w:right w:w="145" w:type="dxa"/>
-            </w:tcMar>
-          </w:tcPr>
-          <w:p>
-            <w:pPr>
-              <w:spacing w:before="40" w:after="40" w:line="341" w:lineRule="auto"/>
-              <w:jc w:val="left"/>
-            </w:pPr>
-            <w:r/>
-            <w:r>
-              <w:rPr>
-                <w:rFonts w:ascii="Times New Roman" w:hAnsi="Times New Roman" w:eastAsia="宋体"/>
-                <w:b w:val="0"/>
-                <w:color w:val="191919"/>
-                <w:sz w:val="19"/>
-              </w:rPr>
-              <w:t>【出场人物】老年余博士、研究助理</w:t>
-              <w:br/>
-              <w:t>【戏剧推进】公元2058年，极简冷色调的时空修正中心实验室内。主控电脑屏幕上，那条原本应该走到百分之百的【时空修正进度条】，竟死死地定格在了【`99%`】，无论如何也不再往前跳动哪怕百分之一！ 满头银发的八十二岁老年余博士手里咬着银色触控笔，盯着屏幕上纹丝不动的“99%”，百思不得其解地喃喃自语： 为什么卡在百分之九十九就不动了呢？最后一个大节点是什么来着？</w:t>
-            </w:r>
-          </w:p>
-        </w:tc>
-      </w:tr>
-      <w:tr>
-        <w:trPr>
-          <w:cantSplit/>
-        </w:trPr>
-        <w:tc>
-          <w:tcPr>
-            <w:tcW w:type="dxa" w:w="3024"/>
-            <w:vAlign w:val="center"/>
-            <w:tcMar>
-              <w:top w:w="105" w:type="dxa"/>
-              <w:bottom w:w="105" w:type="dxa"/>
-              <w:left w:w="145" w:type="dxa"/>
-              <w:right w:w="145" w:type="dxa"/>
-            </w:tcMar>
-            <w:shd w:fill="F7FAFC"/>
-          </w:tcPr>
-          <w:p>
-            <w:pPr>
-              <w:spacing w:before="40" w:after="40" w:line="341" w:lineRule="auto"/>
-              <w:jc w:val="left"/>
-            </w:pPr>
-            <w:r/>
-            <w:r>
-              <w:rPr>
-                <w:rFonts w:ascii="Times New Roman" w:hAnsi="Times New Roman" w:eastAsia="宋体"/>
-                <w:b/>
-                <w:color w:val="191919"/>
-                <w:sz w:val="19"/>
-              </w:rPr>
-              <w:t>24-14　外/内　片尾名场面画廊回顾与寒假岁月潭野营声音彩蛋（ED） — 日/夜</w:t>
-            </w:r>
-          </w:p>
-        </w:tc>
-        <w:tc>
-          <w:tcPr>
-            <w:tcW w:type="dxa" w:w="7344"/>
-            <w:vAlign w:val="center"/>
-            <w:tcMar>
-              <w:top w:w="105" w:type="dxa"/>
-              <w:bottom w:w="105" w:type="dxa"/>
-              <w:left w:w="145" w:type="dxa"/>
-              <w:right w:w="145" w:type="dxa"/>
-            </w:tcMar>
-            <w:shd w:fill="F7FAFC"/>
-          </w:tcPr>
-          <w:p>
-            <w:pPr>
-              <w:spacing w:before="40" w:after="40" w:line="341" w:lineRule="auto"/>
-              <w:jc w:val="left"/>
-            </w:pPr>
-            <w:r/>
-            <w:r>
-              <w:rPr>
-                <w:rFonts w:ascii="Times New Roman" w:hAnsi="Times New Roman" w:eastAsia="宋体"/>
-                <w:b w:val="0"/>
-                <w:color w:val="191919"/>
-                <w:sz w:val="19"/>
-              </w:rPr>
-              <w:t>【出场人物】赵左右、徐图图</w:t>
-              <w:br/>
-              <w:t>【戏剧推进】片尾主题曲《没有回声的前方》深情响起。水墨晕染的相框画廊中，依次闪回全剧二十四集的珍贵名场面：1998年雪夜的三个雪人、2008年高一（2）班的《三人行》创刊号、三条鱼漫画屋的欢声笑语、五零一室一家五口的团圆饺子宴、旧物仓库里背靠背的突围、覆雪操场上的重逢拥抱……在演职员表滚过之后，画面中央温柔地浮现出一行手写体寄语：【一切都会好起来的】。 黑底白字滚动鸣谢与出品信息之际，一段温暖、轻松而充满青春气息的画外音对话在夜色中悄然响起—— 图……</w:t>
-            </w:r>
-          </w:p>
-        </w:tc>
-      </w:tr>
-      <w:tr>
-        <w:trPr>
-          <w:cantSplit/>
-        </w:trPr>
-        <w:tc>
-          <w:tcPr>
-            <w:tcW w:type="dxa" w:w="3024"/>
-            <w:vAlign w:val="center"/>
-            <w:tcMar>
-              <w:top w:w="105" w:type="dxa"/>
-              <w:bottom w:w="105" w:type="dxa"/>
-              <w:left w:w="145" w:type="dxa"/>
-              <w:right w:w="145" w:type="dxa"/>
-            </w:tcMar>
-          </w:tcPr>
-          <w:p>
-            <w:pPr>
-              <w:spacing w:before="40" w:after="40" w:line="341" w:lineRule="auto"/>
-              <w:jc w:val="left"/>
-            </w:pPr>
-            <w:r/>
-            <w:r>
-              <w:rPr>
-                <w:rFonts w:ascii="Times New Roman" w:hAnsi="Times New Roman" w:eastAsia="宋体"/>
-                <w:b/>
-                <w:color w:val="191919"/>
-                <w:sz w:val="19"/>
-              </w:rPr>
-              <w:t>高三（2）班早读课本与齐诵韩愈《师说》“三人行，则必有我师”</w:t>
-              <w:br/>
-              <w:t>（场次：第24-1场）</w:t>
-            </w:r>
-          </w:p>
-        </w:tc>
-        <w:tc>
-          <w:tcPr>
-            <w:tcW w:type="dxa" w:w="7344"/>
-            <w:vAlign w:val="center"/>
-            <w:tcMar>
-              <w:top w:w="105" w:type="dxa"/>
-              <w:bottom w:w="105" w:type="dxa"/>
-              <w:left w:w="145" w:type="dxa"/>
-              <w:right w:w="145" w:type="dxa"/>
-            </w:tcMar>
-          </w:tcPr>
-          <w:p>
-            <w:pPr>
-              <w:spacing w:before="40" w:after="40" w:line="341" w:lineRule="auto"/>
-              <w:jc w:val="left"/>
-            </w:pPr>
-            <w:r/>
-            <w:r>
-              <w:rPr>
-                <w:rFonts w:ascii="Times New Roman" w:hAnsi="Times New Roman" w:eastAsia="宋体"/>
-                <w:b w:val="0"/>
-                <w:color w:val="191919"/>
-                <w:sz w:val="19"/>
-              </w:rPr>
-              <w:t>【原片微距文字与物理特征实证】全班齐声朗诵《师说》：“三人行，则必有我师。是故弟子不必不如师，师不必贤于弟子，闻道有先后，术业有专攻，如是而已。”终极点题全剧剧名《三人行》。</w:t>
-            </w:r>
-          </w:p>
-        </w:tc>
-      </w:tr>
-      <w:tr>
-        <w:trPr>
-          <w:cantSplit/>
-        </w:trPr>
-        <w:tc>
-          <w:tcPr>
-            <w:tcW w:type="dxa" w:w="3024"/>
-            <w:vAlign w:val="center"/>
-            <w:tcMar>
-              <w:top w:w="105" w:type="dxa"/>
-              <w:bottom w:w="105" w:type="dxa"/>
-              <w:left w:w="145" w:type="dxa"/>
-              <w:right w:w="145" w:type="dxa"/>
-            </w:tcMar>
-            <w:shd w:fill="F7FAFC"/>
-          </w:tcPr>
-          <w:p>
-            <w:pPr>
-              <w:spacing w:before="40" w:after="40" w:line="341" w:lineRule="auto"/>
-              <w:jc w:val="left"/>
-            </w:pPr>
-            <w:r/>
-            <w:r>
-              <w:rPr>
-                <w:rFonts w:ascii="Times New Roman" w:hAnsi="Times New Roman" w:eastAsia="宋体"/>
-                <w:b/>
-                <w:color w:val="191919"/>
-                <w:sz w:val="19"/>
-              </w:rPr>
-              <w:t>长林八中校园外景浮现大结局集名花字《第 24 集 独自面对》</w:t>
-              <w:br/>
-              <w:t>（场次：第24-2场）</w:t>
-            </w:r>
-          </w:p>
-        </w:tc>
-        <w:tc>
-          <w:tcPr>
-            <w:tcW w:type="dxa" w:w="7344"/>
-            <w:vAlign w:val="center"/>
-            <w:tcMar>
-              <w:top w:w="105" w:type="dxa"/>
-              <w:bottom w:w="105" w:type="dxa"/>
-              <w:left w:w="145" w:type="dxa"/>
-              <w:right w:w="145" w:type="dxa"/>
-            </w:tcMar>
-            <w:shd w:fill="F7FAFC"/>
-          </w:tcPr>
-          <w:p>
-            <w:pPr>
-              <w:spacing w:before="40" w:after="40" w:line="341" w:lineRule="auto"/>
-              <w:jc w:val="left"/>
-            </w:pPr>
-            <w:r/>
-            <w:r>
-              <w:rPr>
-                <w:rFonts w:ascii="Times New Roman" w:hAnsi="Times New Roman" w:eastAsia="宋体"/>
-                <w:b w:val="0"/>
-                <w:color w:val="191919"/>
-                <w:sz w:val="19"/>
-              </w:rPr>
-              <w:t>【原片微距文字与物理特征实证】唯一保留三代记忆的赵左右在全员失忆的世界里“独自面对”未来，开启从2009年至2033/2058年的终章征途。</w:t>
-            </w:r>
-          </w:p>
-        </w:tc>
-      </w:tr>
-      <w:tr>
-        <w:trPr>
-          <w:cantSplit/>
-        </w:trPr>
-        <w:tc>
-          <w:tcPr>
-            <w:tcW w:type="dxa" w:w="3024"/>
-            <w:vAlign w:val="center"/>
-            <w:tcMar>
-              <w:top w:w="105" w:type="dxa"/>
-              <w:bottom w:w="105" w:type="dxa"/>
-              <w:left w:w="145" w:type="dxa"/>
-              <w:right w:w="145" w:type="dxa"/>
-            </w:tcMar>
-          </w:tcPr>
-          <w:p>
-            <w:pPr>
-              <w:spacing w:before="40" w:after="40" w:line="341" w:lineRule="auto"/>
-              <w:jc w:val="left"/>
-            </w:pPr>
-            <w:r/>
-            <w:r>
-              <w:rPr>
-                <w:rFonts w:ascii="Times New Roman" w:hAnsi="Times New Roman" w:eastAsia="宋体"/>
-                <w:b/>
-                <w:color w:val="191919"/>
-                <w:sz w:val="19"/>
-              </w:rPr>
-              <w:t>赵左右归还王一漫那支红金相间的英雄钢笔特写</w:t>
-              <w:br/>
-              <w:t>（场次：第24-3场）</w:t>
-            </w:r>
-          </w:p>
-        </w:tc>
-        <w:tc>
-          <w:tcPr>
-            <w:tcW w:type="dxa" w:w="7344"/>
-            <w:vAlign w:val="center"/>
-            <w:tcMar>
-              <w:top w:w="105" w:type="dxa"/>
-              <w:bottom w:w="105" w:type="dxa"/>
-              <w:left w:w="145" w:type="dxa"/>
-              <w:right w:w="145" w:type="dxa"/>
-            </w:tcMar>
-          </w:tcPr>
-          <w:p>
-            <w:pPr>
-              <w:spacing w:before="40" w:after="40" w:line="341" w:lineRule="auto"/>
-              <w:jc w:val="left"/>
-            </w:pPr>
-            <w:r/>
-            <w:r>
-              <w:rPr>
-                <w:rFonts w:ascii="Times New Roman" w:hAnsi="Times New Roman" w:eastAsia="宋体"/>
-                <w:b w:val="0"/>
-                <w:color w:val="191919"/>
-                <w:sz w:val="19"/>
-              </w:rPr>
-              <w:t>【原片微距文字与物理特征实证】回收EP01王一漫借给荀未来的钢笔伏笔，赵左右在2009冬连廊将钢笔归还王一漫，两人立下“顶峰相见”之约。</w:t>
-            </w:r>
-          </w:p>
-        </w:tc>
-      </w:tr>
-      <w:tr>
-        <w:trPr>
-          <w:cantSplit/>
-        </w:trPr>
-        <w:tc>
-          <w:tcPr>
-            <w:tcW w:type="dxa" w:w="3024"/>
-            <w:vAlign w:val="center"/>
-            <w:tcMar>
-              <w:top w:w="105" w:type="dxa"/>
-              <w:bottom w:w="105" w:type="dxa"/>
-              <w:left w:w="145" w:type="dxa"/>
-              <w:right w:w="145" w:type="dxa"/>
-            </w:tcMar>
-            <w:shd w:fill="F7FAFC"/>
-          </w:tcPr>
-          <w:p>
-            <w:pPr>
-              <w:spacing w:before="40" w:after="40" w:line="341" w:lineRule="auto"/>
-              <w:jc w:val="left"/>
-            </w:pPr>
-            <w:r/>
-            <w:r>
-              <w:rPr>
-                <w:rFonts w:ascii="Times New Roman" w:hAnsi="Times New Roman" w:eastAsia="宋体"/>
-                <w:b/>
-                <w:color w:val="191919"/>
-                <w:sz w:val="19"/>
-              </w:rPr>
-              <w:t>赵左右赴京艺考行李箱中为赵爷爷准备的【多维元素片】</w:t>
-              <w:br/>
-              <w:t>（场次：第24-4场）</w:t>
-            </w:r>
-          </w:p>
-        </w:tc>
-        <w:tc>
-          <w:tcPr>
-            <w:tcW w:type="dxa" w:w="7344"/>
-            <w:vAlign w:val="center"/>
-            <w:tcMar>
-              <w:top w:w="105" w:type="dxa"/>
-              <w:bottom w:w="105" w:type="dxa"/>
-              <w:left w:w="145" w:type="dxa"/>
-              <w:right w:w="145" w:type="dxa"/>
-            </w:tcMar>
-            <w:shd w:fill="F7FAFC"/>
-          </w:tcPr>
-          <w:p>
-            <w:pPr>
-              <w:spacing w:before="40" w:after="40" w:line="341" w:lineRule="auto"/>
-              <w:jc w:val="left"/>
-            </w:pPr>
-            <w:r/>
-            <w:r>
-              <w:rPr>
-                <w:rFonts w:ascii="Times New Roman" w:hAnsi="Times New Roman" w:eastAsia="宋体"/>
-                <w:b w:val="0"/>
-                <w:color w:val="191919"/>
-                <w:sz w:val="19"/>
-              </w:rPr>
-              <w:t>【原片微距文字与物理特征实证】18岁的赵左右在赴京参加艺考前，特意买了一瓶多维元素片放进行李箱（“赵爷爷身体不好，还是得坚持早点吃起来”）。</w:t>
-            </w:r>
-          </w:p>
-        </w:tc>
-      </w:tr>
-      <w:tr>
-        <w:trPr>
-          <w:cantSplit/>
-        </w:trPr>
-        <w:tc>
-          <w:tcPr>
-            <w:tcW w:type="dxa" w:w="3024"/>
-            <w:vAlign w:val="center"/>
-            <w:tcMar>
-              <w:top w:w="105" w:type="dxa"/>
-              <w:bottom w:w="105" w:type="dxa"/>
-              <w:left w:w="145" w:type="dxa"/>
-              <w:right w:w="145" w:type="dxa"/>
-            </w:tcMar>
-          </w:tcPr>
-          <w:p>
-            <w:pPr>
-              <w:spacing w:before="40" w:after="40" w:line="341" w:lineRule="auto"/>
-              <w:jc w:val="left"/>
-            </w:pPr>
-            <w:r/>
-            <w:r>
-              <w:rPr>
-                <w:rFonts w:ascii="Times New Roman" w:hAnsi="Times New Roman" w:eastAsia="宋体"/>
-                <w:b/>
-                <w:color w:val="191919"/>
-                <w:sz w:val="19"/>
-              </w:rPr>
-              <w:t>【2010年北京华彩艺术学院专业面试考场】横幅与ThinkPad吃播</w:t>
-              <w:br/>
-              <w:t>（场次：第24-5场）</w:t>
-            </w:r>
-          </w:p>
-        </w:tc>
-        <w:tc>
-          <w:tcPr>
-            <w:tcW w:type="dxa" w:w="7344"/>
-            <w:vAlign w:val="center"/>
-            <w:tcMar>
-              <w:top w:w="105" w:type="dxa"/>
-              <w:bottom w:w="105" w:type="dxa"/>
-              <w:left w:w="145" w:type="dxa"/>
-              <w:right w:w="145" w:type="dxa"/>
-            </w:tcMar>
-          </w:tcPr>
-          <w:p>
-            <w:pPr>
-              <w:spacing w:before="40" w:after="40" w:line="341" w:lineRule="auto"/>
-              <w:jc w:val="left"/>
-            </w:pPr>
-            <w:r/>
-            <w:r>
-              <w:rPr>
-                <w:rFonts w:ascii="Times New Roman" w:hAnsi="Times New Roman" w:eastAsia="宋体"/>
-                <w:b w:val="0"/>
-                <w:color w:val="191919"/>
-                <w:sz w:val="19"/>
-              </w:rPr>
-              <w:t>【原片微距文字与物理特征实证】赵左右在华彩艺术学院四试考场用联想ThinkPad笔记本向考官展示拍摄徐图图吃卤肉饭与拉面的《孤独的饭桶》固定机位长镜头。</w:t>
-            </w:r>
-          </w:p>
-        </w:tc>
-      </w:tr>
-      <w:tr>
-        <w:trPr>
-          <w:cantSplit/>
-        </w:trPr>
-        <w:tc>
-          <w:tcPr>
-            <w:tcW w:type="dxa" w:w="3024"/>
-            <w:vAlign w:val="center"/>
-            <w:tcMar>
-              <w:top w:w="105" w:type="dxa"/>
-              <w:bottom w:w="105" w:type="dxa"/>
-              <w:left w:w="145" w:type="dxa"/>
-              <w:right w:w="145" w:type="dxa"/>
-            </w:tcMar>
-            <w:shd w:fill="F7FAFC"/>
-          </w:tcPr>
-          <w:p>
-            <w:pPr>
-              <w:spacing w:before="40" w:after="40" w:line="341" w:lineRule="auto"/>
-              <w:jc w:val="left"/>
-            </w:pPr>
-            <w:r/>
-            <w:r>
-              <w:rPr>
-                <w:rFonts w:ascii="Times New Roman" w:hAnsi="Times New Roman" w:eastAsia="宋体"/>
-                <w:b/>
-                <w:color w:val="191919"/>
-                <w:sz w:val="19"/>
-              </w:rPr>
-              <w:t>北京华彩艺术学院招生系统查询结果页面：【四试未通过】</w:t>
-              <w:br/>
-              <w:t>（场次：第24-5场）</w:t>
-            </w:r>
-          </w:p>
-        </w:tc>
-        <w:tc>
-          <w:tcPr>
-            <w:tcW w:type="dxa" w:w="7344"/>
-            <w:vAlign w:val="center"/>
-            <w:tcMar>
-              <w:top w:w="105" w:type="dxa"/>
-              <w:bottom w:w="105" w:type="dxa"/>
-              <w:left w:w="145" w:type="dxa"/>
-              <w:right w:w="145" w:type="dxa"/>
-            </w:tcMar>
-            <w:shd w:fill="F7FAFC"/>
-          </w:tcPr>
-          <w:p>
-            <w:pPr>
-              <w:spacing w:before="40" w:after="40" w:line="341" w:lineRule="auto"/>
-              <w:jc w:val="left"/>
-            </w:pPr>
-            <w:r/>
-            <w:r>
-              <w:rPr>
-                <w:rFonts w:ascii="Times New Roman" w:hAnsi="Times New Roman" w:eastAsia="宋体"/>
-                <w:b w:val="0"/>
-                <w:color w:val="191919"/>
-                <w:sz w:val="19"/>
-              </w:rPr>
-              <w:t>【原片微距文字与物理特征实证】因在“艺术品还是商品”的追问下被三代记忆撕扯脱口说出“我得赚钱啊”，赵左右未能自洽，四试落榜。</w:t>
-            </w:r>
-          </w:p>
-        </w:tc>
-      </w:tr>
-      <w:tr>
-        <w:trPr>
-          <w:cantSplit/>
-        </w:trPr>
-        <w:tc>
-          <w:tcPr>
-            <w:tcW w:type="dxa" w:w="3024"/>
-            <w:vAlign w:val="center"/>
-            <w:tcMar>
-              <w:top w:w="105" w:type="dxa"/>
-              <w:bottom w:w="105" w:type="dxa"/>
-              <w:left w:w="145" w:type="dxa"/>
-              <w:right w:w="145" w:type="dxa"/>
-            </w:tcMar>
-          </w:tcPr>
-          <w:p>
-            <w:pPr>
-              <w:spacing w:before="40" w:after="40" w:line="341" w:lineRule="auto"/>
-              <w:jc w:val="left"/>
-            </w:pPr>
-            <w:r/>
-            <w:r>
-              <w:rPr>
-                <w:rFonts w:ascii="Times New Roman" w:hAnsi="Times New Roman" w:eastAsia="宋体"/>
-                <w:b/>
-                <w:color w:val="191919"/>
-                <w:sz w:val="19"/>
-              </w:rPr>
-              <w:t>【吉林省2010年普通高考成绩查询系统｜赵左右 总分570 位次31527】</w:t>
-              <w:br/>
-              <w:t>（场次：第24-6场）</w:t>
-            </w:r>
-          </w:p>
-        </w:tc>
-        <w:tc>
-          <w:tcPr>
-            <w:tcW w:type="dxa" w:w="7344"/>
-            <w:vAlign w:val="center"/>
-            <w:tcMar>
-              <w:top w:w="105" w:type="dxa"/>
-              <w:bottom w:w="105" w:type="dxa"/>
-              <w:left w:w="145" w:type="dxa"/>
-              <w:right w:w="145" w:type="dxa"/>
-            </w:tcMar>
-          </w:tcPr>
-          <w:p>
-            <w:pPr>
-              <w:spacing w:before="40" w:after="40" w:line="341" w:lineRule="auto"/>
-              <w:jc w:val="left"/>
-            </w:pPr>
-            <w:r/>
-            <w:r>
-              <w:rPr>
-                <w:rFonts w:ascii="Times New Roman" w:hAnsi="Times New Roman" w:eastAsia="宋体"/>
-                <w:b w:val="0"/>
-                <w:color w:val="191919"/>
-                <w:sz w:val="19"/>
-              </w:rPr>
-              <w:t>【原片微距文字与物理特征实证】语文105、数学113、综合244、外语108，总分570分——恰恰因为数学选择题最后一题掉进陷阱扣了5分，差5分不够北京传播学稳录线！</w:t>
-            </w:r>
-          </w:p>
-        </w:tc>
-      </w:tr>
-      <w:tr>
-        <w:trPr>
-          <w:cantSplit/>
-        </w:trPr>
-        <w:tc>
-          <w:tcPr>
-            <w:tcW w:type="dxa" w:w="3024"/>
-            <w:vAlign w:val="center"/>
-            <w:tcMar>
-              <w:top w:w="105" w:type="dxa"/>
-              <w:bottom w:w="105" w:type="dxa"/>
-              <w:left w:w="145" w:type="dxa"/>
-              <w:right w:w="145" w:type="dxa"/>
-            </w:tcMar>
-            <w:shd w:fill="F7FAFC"/>
-          </w:tcPr>
-          <w:p>
-            <w:pPr>
-              <w:spacing w:before="40" w:after="40" w:line="341" w:lineRule="auto"/>
-              <w:jc w:val="left"/>
-            </w:pPr>
-            <w:r/>
-            <w:r>
-              <w:rPr>
-                <w:rFonts w:ascii="Times New Roman" w:hAnsi="Times New Roman" w:eastAsia="宋体"/>
-                <w:b/>
-                <w:color w:val="191919"/>
-                <w:sz w:val="19"/>
-              </w:rPr>
-              <w:t>【2010年普通高校招生录取结果查询｜北京云都大学 计算机应用（调剂）】</w:t>
-              <w:br/>
-              <w:t>（场次：第24-8场）</w:t>
-            </w:r>
-          </w:p>
-        </w:tc>
-        <w:tc>
-          <w:tcPr>
-            <w:tcW w:type="dxa" w:w="7344"/>
-            <w:vAlign w:val="center"/>
-            <w:tcMar>
-              <w:top w:w="105" w:type="dxa"/>
-              <w:bottom w:w="105" w:type="dxa"/>
-              <w:left w:w="145" w:type="dxa"/>
-              <w:right w:w="145" w:type="dxa"/>
-            </w:tcMar>
-            <w:shd w:fill="F7FAFC"/>
-          </w:tcPr>
-          <w:p>
-            <w:pPr>
-              <w:spacing w:before="40" w:after="40" w:line="341" w:lineRule="auto"/>
-              <w:jc w:val="left"/>
-            </w:pPr>
-            <w:r/>
-            <w:r>
-              <w:rPr>
-                <w:rFonts w:ascii="Times New Roman" w:hAnsi="Times New Roman" w:eastAsia="宋体"/>
-                <w:b w:val="0"/>
-                <w:color w:val="191919"/>
-                <w:sz w:val="19"/>
-              </w:rPr>
-              <w:t>【原片微距文字与物理特征实证】因父亲赵东来怕儿子滑档勾选了服从调剂，文科生赵左右竟被时间修正强行拉回了荀未来当年就读的计算机应用专业！</w:t>
-            </w:r>
-          </w:p>
-        </w:tc>
-      </w:tr>
-      <w:tr>
-        <w:trPr>
-          <w:cantSplit/>
-        </w:trPr>
-        <w:tc>
-          <w:tcPr>
-            <w:tcW w:type="dxa" w:w="3024"/>
-            <w:vAlign w:val="center"/>
-            <w:tcMar>
-              <w:top w:w="105" w:type="dxa"/>
-              <w:bottom w:w="105" w:type="dxa"/>
-              <w:left w:w="145" w:type="dxa"/>
-              <w:right w:w="145" w:type="dxa"/>
-            </w:tcMar>
-          </w:tcPr>
-          <w:p>
-            <w:pPr>
-              <w:spacing w:before="40" w:after="40" w:line="341" w:lineRule="auto"/>
-              <w:jc w:val="left"/>
-            </w:pPr>
-            <w:r/>
-            <w:r>
-              <w:rPr>
-                <w:rFonts w:ascii="Times New Roman" w:hAnsi="Times New Roman" w:eastAsia="宋体"/>
-                <w:b/>
-                <w:color w:val="191919"/>
-                <w:sz w:val="19"/>
-              </w:rPr>
-              <w:t>北京云都大学机房【Microsoft Visual Basic】界面与《Windows XP》教材</w:t>
-              <w:br/>
-              <w:t>（场次：第24-8场）</w:t>
-            </w:r>
-          </w:p>
-        </w:tc>
-        <w:tc>
-          <w:tcPr>
-            <w:tcW w:type="dxa" w:w="7344"/>
-            <w:vAlign w:val="center"/>
-            <w:tcMar>
-              <w:top w:w="105" w:type="dxa"/>
-              <w:bottom w:w="105" w:type="dxa"/>
-              <w:left w:w="145" w:type="dxa"/>
-              <w:right w:w="145" w:type="dxa"/>
-            </w:tcMar>
-          </w:tcPr>
-          <w:p>
-            <w:pPr>
-              <w:spacing w:before="40" w:after="40" w:line="341" w:lineRule="auto"/>
-              <w:jc w:val="left"/>
-            </w:pPr>
-            <w:r/>
-            <w:r>
-              <w:rPr>
-                <w:rFonts w:ascii="Times New Roman" w:hAnsi="Times New Roman" w:eastAsia="宋体"/>
-                <w:b w:val="0"/>
-                <w:color w:val="191919"/>
-                <w:sz w:val="19"/>
-              </w:rPr>
-              <w:t>【原片微距文字与物理特征实证】步入北京云都大学计算机系的赵左右，在机房敲VB代码、啃Windows XP教材，一步步重复着荀未来走过的轨迹。</w:t>
-            </w:r>
-          </w:p>
-        </w:tc>
-      </w:tr>
-      <w:tr>
-        <w:trPr>
-          <w:cantSplit/>
-        </w:trPr>
-        <w:tc>
-          <w:tcPr>
-            <w:tcW w:type="dxa" w:w="3024"/>
-            <w:vAlign w:val="center"/>
-            <w:tcMar>
-              <w:top w:w="105" w:type="dxa"/>
-              <w:bottom w:w="105" w:type="dxa"/>
-              <w:left w:w="145" w:type="dxa"/>
-              <w:right w:w="145" w:type="dxa"/>
-            </w:tcMar>
-            <w:shd w:fill="F7FAFC"/>
-          </w:tcPr>
-          <w:p>
-            <w:pPr>
-              <w:spacing w:before="40" w:after="40" w:line="341" w:lineRule="auto"/>
-              <w:jc w:val="left"/>
-            </w:pPr>
-            <w:r/>
-            <w:r>
-              <w:rPr>
-                <w:rFonts w:ascii="Times New Roman" w:hAnsi="Times New Roman" w:eastAsia="宋体"/>
-                <w:b/>
-                <w:color w:val="191919"/>
-                <w:sz w:val="19"/>
-              </w:rPr>
-              <w:t>赵左右诺基亚手机收徐图图长林大学短信与QQ群敲下“我好想你们”</w:t>
-              <w:br/>
-              <w:t>（场次：第24-8场）</w:t>
-            </w:r>
-          </w:p>
-        </w:tc>
-        <w:tc>
-          <w:tcPr>
-            <w:tcW w:type="dxa" w:w="7344"/>
-            <w:vAlign w:val="center"/>
-            <w:tcMar>
-              <w:top w:w="105" w:type="dxa"/>
-              <w:bottom w:w="105" w:type="dxa"/>
-              <w:left w:w="145" w:type="dxa"/>
-              <w:right w:w="145" w:type="dxa"/>
-            </w:tcMar>
-            <w:shd w:fill="F7FAFC"/>
-          </w:tcPr>
-          <w:p>
-            <w:pPr>
-              <w:spacing w:before="40" w:after="40" w:line="341" w:lineRule="auto"/>
-              <w:jc w:val="left"/>
-            </w:pPr>
-            <w:r/>
-            <w:r>
-              <w:rPr>
-                <w:rFonts w:ascii="Times New Roman" w:hAnsi="Times New Roman" w:eastAsia="宋体"/>
-                <w:b w:val="0"/>
-                <w:color w:val="191919"/>
-                <w:sz w:val="19"/>
-              </w:rPr>
-              <w:t>【原片微距文字与物理特征实证】收到徐图图短信“长林大学真的好棒啊！就是食堂有点难吃TAT···”，在老同学QQ群输入“我好想你们”又默默删去。</w:t>
-            </w:r>
-          </w:p>
-        </w:tc>
-      </w:tr>
-      <w:tr>
-        <w:trPr>
-          <w:cantSplit/>
-        </w:trPr>
-        <w:tc>
-          <w:tcPr>
-            <w:tcW w:type="dxa" w:w="3024"/>
-            <w:vAlign w:val="center"/>
-            <w:tcMar>
-              <w:top w:w="105" w:type="dxa"/>
-              <w:bottom w:w="105" w:type="dxa"/>
-              <w:left w:w="145" w:type="dxa"/>
-              <w:right w:w="145" w:type="dxa"/>
-            </w:tcMar>
-          </w:tcPr>
-          <w:p>
-            <w:pPr>
-              <w:spacing w:before="40" w:after="40" w:line="341" w:lineRule="auto"/>
-              <w:jc w:val="left"/>
-            </w:pPr>
-            <w:r/>
-            <w:r>
-              <w:rPr>
-                <w:rFonts w:ascii="Times New Roman" w:hAnsi="Times New Roman" w:eastAsia="宋体"/>
-                <w:b/>
-                <w:color w:val="191919"/>
-                <w:sz w:val="19"/>
-              </w:rPr>
-              <w:t>荀未来以堆雪人为定位信号请求余博士清除小赵的未来记忆</w:t>
-              <w:br/>
-              <w:t>（场次：第24-10场）</w:t>
-            </w:r>
-          </w:p>
-        </w:tc>
-        <w:tc>
-          <w:tcPr>
-            <w:tcW w:type="dxa" w:w="7344"/>
-            <w:vAlign w:val="center"/>
-            <w:tcMar>
-              <w:top w:w="105" w:type="dxa"/>
-              <w:bottom w:w="105" w:type="dxa"/>
-              <w:left w:w="145" w:type="dxa"/>
-              <w:right w:w="145" w:type="dxa"/>
-            </w:tcMar>
-          </w:tcPr>
-          <w:p>
-            <w:pPr>
-              <w:spacing w:before="40" w:after="40" w:line="341" w:lineRule="auto"/>
-              <w:jc w:val="left"/>
-            </w:pPr>
-            <w:r/>
-            <w:r>
-              <w:rPr>
-                <w:rFonts w:ascii="Times New Roman" w:hAnsi="Times New Roman" w:eastAsia="宋体"/>
-                <w:b w:val="0"/>
-                <w:color w:val="191919"/>
-                <w:sz w:val="19"/>
-              </w:rPr>
-              <w:t>【原片微距文字与物理特征实证】当小赵把雪人头放上底座的瞬间，三代跨时空记忆画面如白烟消散，荀未来顿悟：“去做回那个莽撞的少年吧，原来未知，才是未来。”</w:t>
-            </w:r>
-          </w:p>
-        </w:tc>
-      </w:tr>
-      <w:tr>
-        <w:trPr>
-          <w:cantSplit/>
-        </w:trPr>
-        <w:tc>
-          <w:tcPr>
-            <w:tcW w:type="dxa" w:w="3024"/>
-            <w:vAlign w:val="center"/>
-            <w:tcMar>
-              <w:top w:w="105" w:type="dxa"/>
-              <w:bottom w:w="105" w:type="dxa"/>
-              <w:left w:w="145" w:type="dxa"/>
-              <w:right w:w="145" w:type="dxa"/>
-            </w:tcMar>
-            <w:shd w:fill="F7FAFC"/>
-          </w:tcPr>
-          <w:p>
-            <w:pPr>
-              <w:spacing w:before="40" w:after="40" w:line="341" w:lineRule="auto"/>
-              <w:jc w:val="left"/>
-            </w:pPr>
-            <w:r/>
-            <w:r>
-              <w:rPr>
-                <w:rFonts w:ascii="Times New Roman" w:hAnsi="Times New Roman" w:eastAsia="宋体"/>
-                <w:b/>
-                <w:color w:val="191919"/>
-                <w:sz w:val="19"/>
-              </w:rPr>
-              <w:t>清除未来记忆后的青年赵左右看着丑雪人笑问“这是我堆的？”</w:t>
-              <w:br/>
-              <w:t>（场次：第24-10场）</w:t>
-            </w:r>
-          </w:p>
-        </w:tc>
-        <w:tc>
-          <w:tcPr>
-            <w:tcW w:type="dxa" w:w="7344"/>
-            <w:vAlign w:val="center"/>
-            <w:tcMar>
-              <w:top w:w="105" w:type="dxa"/>
-              <w:bottom w:w="105" w:type="dxa"/>
-              <w:left w:w="145" w:type="dxa"/>
-              <w:right w:w="145" w:type="dxa"/>
-            </w:tcMar>
-            <w:shd w:fill="F7FAFC"/>
-          </w:tcPr>
-          <w:p>
-            <w:pPr>
-              <w:spacing w:before="40" w:after="40" w:line="341" w:lineRule="auto"/>
-              <w:jc w:val="left"/>
-            </w:pPr>
-            <w:r/>
-            <w:r>
-              <w:rPr>
-                <w:rFonts w:ascii="Times New Roman" w:hAnsi="Times New Roman" w:eastAsia="宋体"/>
-                <w:b w:val="0"/>
-                <w:color w:val="191919"/>
-                <w:sz w:val="19"/>
-              </w:rPr>
-              <w:t>【原片微距文字与物理特征实证】彻底卸下预知未来的沉重枷锁、回归纯粹未知的青年赵左右擦掉眼泪，笑着蹲下修补雪人。</w:t>
-            </w:r>
-          </w:p>
-        </w:tc>
-      </w:tr>
-      <w:tr>
-        <w:trPr>
-          <w:cantSplit/>
-        </w:trPr>
-        <w:tc>
-          <w:tcPr>
-            <w:tcW w:type="dxa" w:w="3024"/>
-            <w:vAlign w:val="center"/>
-            <w:tcMar>
-              <w:top w:w="105" w:type="dxa"/>
-              <w:bottom w:w="105" w:type="dxa"/>
-              <w:left w:w="145" w:type="dxa"/>
-              <w:right w:w="145" w:type="dxa"/>
-            </w:tcMar>
-          </w:tcPr>
-          <w:p>
-            <w:pPr>
-              <w:spacing w:before="40" w:after="40" w:line="341" w:lineRule="auto"/>
-              <w:jc w:val="left"/>
-            </w:pPr>
-            <w:r/>
-            <w:r>
-              <w:rPr>
-                <w:rFonts w:ascii="Times New Roman" w:hAnsi="Times New Roman" w:eastAsia="宋体"/>
-                <w:b/>
-                <w:color w:val="191919"/>
-                <w:sz w:val="19"/>
-              </w:rPr>
-              <w:t>赵左右左额角被砸流血（月牙疤归位）、夺过翻盖手机按下【正在删除...】</w:t>
-              <w:br/>
-              <w:t>（场次：第24-11场）</w:t>
-            </w:r>
-          </w:p>
-        </w:tc>
-        <w:tc>
-          <w:tcPr>
-            <w:tcW w:type="dxa" w:w="7344"/>
-            <w:vAlign w:val="center"/>
-            <w:tcMar>
-              <w:top w:w="105" w:type="dxa"/>
-              <w:bottom w:w="105" w:type="dxa"/>
-              <w:left w:w="145" w:type="dxa"/>
-              <w:right w:w="145" w:type="dxa"/>
-            </w:tcMar>
-          </w:tcPr>
-          <w:p>
-            <w:pPr>
-              <w:spacing w:before="40" w:after="40" w:line="341" w:lineRule="auto"/>
-              <w:jc w:val="left"/>
-            </w:pPr>
-            <w:r/>
-            <w:r>
-              <w:rPr>
-                <w:rFonts w:ascii="Times New Roman" w:hAnsi="Times New Roman" w:eastAsia="宋体"/>
-                <w:b w:val="0"/>
-                <w:color w:val="191919"/>
-                <w:sz w:val="19"/>
-              </w:rPr>
-              <w:t>【原片微距文字与物理特征实证】为保护因父亲徐家宝抢劫被捕而遭路人偷拍的徐图图，回归未知的赵左右拼命搏斗左额留疤、删掉视频，解开了徐图图的羞耻心结！</w:t>
-            </w:r>
-          </w:p>
-        </w:tc>
-      </w:tr>
-      <w:tr>
-        <w:trPr>
-          <w:cantSplit/>
-        </w:trPr>
-        <w:tc>
-          <w:tcPr>
-            <w:tcW w:type="dxa" w:w="3024"/>
-            <w:vAlign w:val="center"/>
-            <w:tcMar>
-              <w:top w:w="105" w:type="dxa"/>
-              <w:bottom w:w="105" w:type="dxa"/>
-              <w:left w:w="145" w:type="dxa"/>
-              <w:right w:w="145" w:type="dxa"/>
-            </w:tcMar>
-            <w:shd w:fill="F7FAFC"/>
-          </w:tcPr>
-          <w:p>
-            <w:pPr>
-              <w:spacing w:before="40" w:after="40" w:line="341" w:lineRule="auto"/>
-              <w:jc w:val="left"/>
-            </w:pPr>
-            <w:r/>
-            <w:r>
-              <w:rPr>
-                <w:rFonts w:ascii="Times New Roman" w:hAnsi="Times New Roman" w:eastAsia="宋体"/>
-                <w:b/>
-                <w:color w:val="191919"/>
-                <w:sz w:val="19"/>
-              </w:rPr>
-              <w:t>2033年结婚纪念日礼物：保留25年的选票【赵左右一票 投给徐图图】</w:t>
-              <w:br/>
-              <w:t>（场次：第24-12场）</w:t>
-            </w:r>
-          </w:p>
-        </w:tc>
-        <w:tc>
-          <w:tcPr>
-            <w:tcW w:type="dxa" w:w="7344"/>
-            <w:vAlign w:val="center"/>
-            <w:tcMar>
-              <w:top w:w="105" w:type="dxa"/>
-              <w:bottom w:w="105" w:type="dxa"/>
-              <w:left w:w="145" w:type="dxa"/>
-              <w:right w:w="145" w:type="dxa"/>
-            </w:tcMar>
-            <w:shd w:fill="F7FAFC"/>
-          </w:tcPr>
-          <w:p>
-            <w:pPr>
-              <w:spacing w:before="40" w:after="40" w:line="341" w:lineRule="auto"/>
-              <w:jc w:val="left"/>
-            </w:pPr>
-            <w:r/>
-            <w:r>
-              <w:rPr>
-                <w:rFonts w:ascii="Times New Roman" w:hAnsi="Times New Roman" w:eastAsia="宋体"/>
-                <w:b w:val="0"/>
-                <w:color w:val="191919"/>
-                <w:sz w:val="19"/>
-              </w:rPr>
-              <w:t>【原片微距文字与物理特征实证】全新2033年里，戴着白色笑脸毛线帽的41岁赵左右将珍藏25年的高一广播站选票送给安然活着的妻子徐图图！</w:t>
-            </w:r>
-          </w:p>
-        </w:tc>
-      </w:tr>
-      <w:tr>
-        <w:trPr>
-          <w:cantSplit/>
-        </w:trPr>
-        <w:tc>
-          <w:tcPr>
-            <w:tcW w:type="dxa" w:w="3024"/>
-            <w:vAlign w:val="center"/>
-            <w:tcMar>
-              <w:top w:w="105" w:type="dxa"/>
-              <w:bottom w:w="105" w:type="dxa"/>
-              <w:left w:w="145" w:type="dxa"/>
-              <w:right w:w="145" w:type="dxa"/>
-            </w:tcMar>
-          </w:tcPr>
-          <w:p>
-            <w:pPr>
-              <w:spacing w:before="40" w:after="40" w:line="341" w:lineRule="auto"/>
-              <w:jc w:val="left"/>
-            </w:pPr>
-            <w:r/>
-            <w:r>
-              <w:rPr>
-                <w:rFonts w:ascii="Times New Roman" w:hAnsi="Times New Roman" w:eastAsia="宋体"/>
-                <w:b/>
-                <w:color w:val="191919"/>
-                <w:sz w:val="19"/>
-              </w:rPr>
-              <w:t>82岁老年余博士瞳孔倒映【时空修正 99%】与【全剧终】字样</w:t>
-              <w:br/>
-              <w:t>（场次：第24-13场）</w:t>
-            </w:r>
-          </w:p>
-        </w:tc>
-        <w:tc>
-          <w:tcPr>
-            <w:tcW w:type="dxa" w:w="7344"/>
-            <w:vAlign w:val="center"/>
-            <w:tcMar>
-              <w:top w:w="105" w:type="dxa"/>
-              <w:bottom w:w="105" w:type="dxa"/>
-              <w:left w:w="145" w:type="dxa"/>
-              <w:right w:w="145" w:type="dxa"/>
-            </w:tcMar>
-          </w:tcPr>
-          <w:p>
-            <w:pPr>
-              <w:spacing w:before="40" w:after="40" w:line="341" w:lineRule="auto"/>
-              <w:jc w:val="left"/>
-            </w:pPr>
-            <w:r/>
-            <w:r>
-              <w:rPr>
-                <w:rFonts w:ascii="Times New Roman" w:hAnsi="Times New Roman" w:eastAsia="宋体"/>
-                <w:b w:val="0"/>
-                <w:color w:val="191919"/>
-                <w:sz w:val="19"/>
-              </w:rPr>
-              <w:t>【原片微距文字与物理特征实证】因徐图图解开心结从未改名叫“舒图”，2033年长林市查无“舒图”，时空修正程序永远找不到最后1%节点而定格在99%！</w:t>
-            </w:r>
-          </w:p>
-        </w:tc>
-      </w:tr>
-      <w:tr>
-        <w:trPr>
-          <w:cantSplit/>
-        </w:trPr>
-        <w:tc>
-          <w:tcPr>
-            <w:tcW w:type="dxa" w:w="3024"/>
-            <w:vAlign w:val="center"/>
-            <w:tcMar>
-              <w:top w:w="105" w:type="dxa"/>
-              <w:bottom w:w="105" w:type="dxa"/>
-              <w:left w:w="145" w:type="dxa"/>
-              <w:right w:w="145" w:type="dxa"/>
-            </w:tcMar>
-            <w:shd w:fill="F7FAFC"/>
-          </w:tcPr>
-          <w:p>
-            <w:pPr>
-              <w:spacing w:before="40" w:after="40" w:line="341" w:lineRule="auto"/>
-              <w:jc w:val="left"/>
-            </w:pPr>
-            <w:r/>
-            <w:r>
-              <w:rPr>
-                <w:rFonts w:ascii="Times New Roman" w:hAnsi="Times New Roman" w:eastAsia="宋体"/>
-                <w:b/>
-                <w:color w:val="191919"/>
-                <w:sz w:val="19"/>
-              </w:rPr>
-              <w:t>片尾手写寄语【一切都会好起来的】与寒假岁月潭“巧克力饼干棒”彩蛋</w:t>
-              <w:br/>
-              <w:t>（场次：第24-14场）</w:t>
-            </w:r>
-          </w:p>
-        </w:tc>
-        <w:tc>
-          <w:tcPr>
-            <w:tcW w:type="dxa" w:w="7344"/>
-            <w:vAlign w:val="center"/>
-            <w:tcMar>
-              <w:top w:w="105" w:type="dxa"/>
-              <w:bottom w:w="105" w:type="dxa"/>
-              <w:left w:w="145" w:type="dxa"/>
-              <w:right w:w="145" w:type="dxa"/>
-            </w:tcMar>
-            <w:shd w:fill="F7FAFC"/>
-          </w:tcPr>
-          <w:p>
-            <w:pPr>
-              <w:spacing w:before="40" w:after="40" w:line="341" w:lineRule="auto"/>
-              <w:jc w:val="left"/>
-            </w:pPr>
-            <w:r/>
-            <w:r>
-              <w:rPr>
-                <w:rFonts w:ascii="Times New Roman" w:hAnsi="Times New Roman" w:eastAsia="宋体"/>
-                <w:b w:val="0"/>
-                <w:color w:val="191919"/>
-                <w:sz w:val="19"/>
-              </w:rPr>
-              <w:t>【原片微距文字与物理特征实证】水墨相框回顾全剧24集名场面后浮现“一切都会好起来的”，伴随赵左右与徐图图相约岁月潭野营带巧克力饼干棒的彩蛋完美收官。</w:t>
+              <w:t>全剧终极闭环锁眼：回归未知的20岁赵左右在飞霞路雪夜偶遇因父入狱遭路人举翻盖手机偷拍羞辱的徐图图，凭本能冲上去搏斗、左额被石块砸破流血重留月牙疤、当面删光偷拍视频并用小手电筒照亮“暖雪”！徐图图彻底解开羞耻心结（“别人爱怎么说怎么说，老娘才不在乎呢”），这一世终生未改名“舒图”；2033年结婚纪念日她收到装裱的【赵左右一票 投给徐图图】选票，而2058年时空修正进度因“2033查无舒图”永恒卡死在【99%】！</w:t>
             </w:r>
           </w:p>
         </w:tc>
@@ -5208,17 +3474,10 @@
               <w:spacing w:before="40" w:after="40" w:line="341" w:lineRule="auto"/>
               <w:jc w:val="left"/>
             </w:pPr>
-            <w:r/>
             <w:r>
-              <w:rPr>
-                <w:rFonts w:ascii="Times New Roman" w:hAnsi="Times New Roman" w:eastAsia="宋体"/>
-                <w:b/>
-                <w:color w:val="191919"/>
-                <w:sz w:val="19"/>
-              </w:rPr>
               <w:t>seg01 @ 00:42.0 (第24-1场)</w:t>
               <w:br/>
-              <w:t>（场次：谢兴阳＆苑冉＆朱铁）</w:t>
+              <w:t>（场次：＆＆）</w:t>
             </w:r>
           </w:p>
         </w:tc>
@@ -5272,17 +3531,10 @@
               <w:spacing w:before="40" w:after="40" w:line="341" w:lineRule="auto"/>
               <w:jc w:val="left"/>
             </w:pPr>
-            <w:r/>
             <w:r>
-              <w:rPr>
-                <w:rFonts w:ascii="Times New Roman" w:hAnsi="Times New Roman" w:eastAsia="宋体"/>
-                <w:b/>
-                <w:color w:val="191919"/>
-                <w:sz w:val="19"/>
-              </w:rPr>
               <w:t>seg01 @ 02:05.0 (第24-1场)</w:t>
               <w:br/>
-              <w:t>（场次：肖帛辰＆孙羽凡＆谢兴阳）</w:t>
+              <w:t>（场次：＆＆）</w:t>
             </w:r>
           </w:p>
         </w:tc>
@@ -5336,17 +3588,10 @@
               <w:spacing w:before="40" w:after="40" w:line="341" w:lineRule="auto"/>
               <w:jc w:val="left"/>
             </w:pPr>
-            <w:r/>
             <w:r>
-              <w:rPr>
-                <w:rFonts w:ascii="Times New Roman" w:hAnsi="Times New Roman" w:eastAsia="宋体"/>
-                <w:b/>
-                <w:color w:val="191919"/>
-                <w:sz w:val="19"/>
-              </w:rPr>
               <w:t>seg02 @ 05:18.0 (第24-3场)</w:t>
               <w:br/>
-              <w:t>（场次：孙羽凡＆谢兴阳）</w:t>
+              <w:t>（场次：＆）</w:t>
             </w:r>
           </w:p>
         </w:tc>
@@ -5400,17 +3645,10 @@
               <w:spacing w:before="40" w:after="40" w:line="341" w:lineRule="auto"/>
               <w:jc w:val="left"/>
             </w:pPr>
-            <w:r/>
             <w:r>
-              <w:rPr>
-                <w:rFonts w:ascii="Times New Roman" w:hAnsi="Times New Roman" w:eastAsia="宋体"/>
-                <w:b/>
-                <w:color w:val="191919"/>
-                <w:sz w:val="19"/>
-              </w:rPr>
               <w:t>seg03 @ 09:32.0 (第24-3场)</w:t>
               <w:br/>
-              <w:t>（场次：曾宥臻＆谢兴阳）</w:t>
+              <w:t>（场次：＆）</w:t>
             </w:r>
           </w:p>
         </w:tc>
@@ -5464,17 +3702,10 @@
               <w:spacing w:before="40" w:after="40" w:line="341" w:lineRule="auto"/>
               <w:jc w:val="left"/>
             </w:pPr>
-            <w:r/>
             <w:r>
-              <w:rPr>
-                <w:rFonts w:ascii="Times New Roman" w:hAnsi="Times New Roman" w:eastAsia="宋体"/>
-                <w:b/>
-                <w:color w:val="191919"/>
-                <w:sz w:val="19"/>
-              </w:rPr>
               <w:t>seg03 @ 12:15.0 (第24-4场)</w:t>
               <w:br/>
-              <w:t>（场次：徐梦洁＆谢兴阳）</w:t>
+              <w:t>（场次：＆）</w:t>
             </w:r>
           </w:p>
         </w:tc>
@@ -5528,17 +3759,10 @@
               <w:spacing w:before="40" w:after="40" w:line="341" w:lineRule="auto"/>
               <w:jc w:val="left"/>
             </w:pPr>
-            <w:r/>
             <w:r>
-              <w:rPr>
-                <w:rFonts w:ascii="Times New Roman" w:hAnsi="Times New Roman" w:eastAsia="宋体"/>
-                <w:b/>
-                <w:color w:val="191919"/>
-                <w:sz w:val="19"/>
-              </w:rPr>
               <w:t>seg04 @ 14:52.0 (第24-4场)</w:t>
               <w:br/>
-              <w:t>（场次：林翠＆谢兴阳）</w:t>
+              <w:t>（场次：＆）</w:t>
             </w:r>
           </w:p>
         </w:tc>
@@ -5592,17 +3816,10 @@
               <w:spacing w:before="40" w:after="40" w:line="341" w:lineRule="auto"/>
               <w:jc w:val="left"/>
             </w:pPr>
-            <w:r/>
             <w:r>
-              <w:rPr>
-                <w:rFonts w:ascii="Times New Roman" w:hAnsi="Times New Roman" w:eastAsia="宋体"/>
-                <w:b/>
-                <w:color w:val="191919"/>
-                <w:sz w:val="19"/>
-              </w:rPr>
               <w:t>seg05 @ 19:35.0 (第24-5场)</w:t>
               <w:br/>
-              <w:t>（场次：谢兴阳）</w:t>
+              <w:t>（场次：）</w:t>
             </w:r>
           </w:p>
         </w:tc>
@@ -5656,17 +3873,10 @@
               <w:spacing w:before="40" w:after="40" w:line="341" w:lineRule="auto"/>
               <w:jc w:val="left"/>
             </w:pPr>
-            <w:r/>
             <w:r>
-              <w:rPr>
-                <w:rFonts w:ascii="Times New Roman" w:hAnsi="Times New Roman" w:eastAsia="宋体"/>
-                <w:b/>
-                <w:color w:val="191919"/>
-                <w:sz w:val="19"/>
-              </w:rPr>
               <w:t>seg06 @ 24:42.0 (第24-6场)</w:t>
               <w:br/>
-              <w:t>（场次：谢兴阳＆徐梦洁＆曾宥臻＆肖帛辰）</w:t>
+              <w:t>（场次：＆＆＆）</w:t>
             </w:r>
           </w:p>
         </w:tc>

--- a/01_《三人行》全24集全流程标杆成品库/03_剧作结构、悬念节奏与视听解码/EP24_《三人行》第二十四集《独自面对》剧作结构、悬念节奏与视听解码.docx
+++ b/01_《三人行》全24集全流程标杆成品库/03_剧作结构、悬念节奏与视听解码/EP24_《三人行》第二十四集《独自面对》剧作结构、悬念节奏与视听解码.docx
@@ -491,13 +491,7 @@
         <w:jc w:val="left"/>
       </w:pPr>
       <w:r>
-        <w:rPr>
-          <w:rFonts w:ascii="Times New Roman" w:hAnsi="Times New Roman" w:eastAsia="宋体"/>
-          <w:b w:val="0"/>
-          <w:color w:val="141414"/>
-          <w:sz w:val="21"/>
-        </w:rPr>
-        <w:t>• 起承转合五幕戏剧节拍与冷开场/强尾钩排布（B账）：• 冷开场与第一幕（24-1至24-4）：2009秋清晨，走出阴霾的陈明背着书包在八中孔子像前阳光复学（“谢谢你的字条，字丑了点”）；高三（2）班早读全班齐诵韩愈《师说》“三人行，则必有我师”完成全剧终极点题！罗爱文辞行飞往德国改学新能源汽车（约好未来与陈明合作研究自动驾驶）；2009冬飘雪连廊下小赵将红金英雄钢笔归还王一漫，用“发一次疯”鼓励她考外交学院定下“顶峰相见”之约；广播站里小赵带变态辣麻辣烫陪徐图图完成高三最后一次脱稿广播； • 第二幕（24-5至24-8）：2010春北京华彩艺术学院编导四试考场，小赵播放《孤独的饭桶》却在考官问“艺术品还是商品”时脱口说出“我得赚钱啊”，获考官赠言“先学会自洽”并最终四试落榜；2010夏高考毕业火锅宴上陈明拆解数学选择题压轴题双重陷阱（选B，小赵改错痛失5分考570分）；1449室里小赵温柔劝阻高考失利的徐图图不要为他去北京读专科，助她留在长林大学读工商管理；查录取结果时因父亲赵东来勾选“服从调剂”，小赵仍被【北京云都大学计算机应用系】录取！ • 第三幕（24-9至24-10）：2010—2012年大学三年里，背负全知记忆的小赵沦为麻木绝望的宿命囚徒，2012冬大三寒假返乡夜在东湖公园木栈道对着微笑雪人崩溃痛哭；次日在长林八中覆雪大操场，41岁的荀未来再次穿越归来，陪20岁的小赵并肩堆完第三个雪人，在2058年82岁余博士配合下清除了小赵脑海中的全部预知记忆（“去做回那个莽撞的少年吧，或许最后的变数，反而在这未知之中呢。原来未知，才是未来”）； • 第四幕（24-11）：终极破局之战——当晚飞霞路小区风雪夜，忘却一切功利算计、变回纯粹莽撞少年的20岁赵左右陪徐图图走在街头，恰逢徐图图赌鬼生父徐家宝抢劫大妈钱包被押上警车！面对举翻盖手机偷拍羞辱徐图图的围观男，赵左右猛冲上去将其扑倒在雪地殊死搏斗，左额角被石块砸得鲜血淋漓（月牙疤正式烙印归位），死死抱住对方大腿夺下手机当面删光偷拍视频，并掏出小手电筒照向夜空飘雪（“你看，是暖雪”）；徐图图彻底解开羞耻心结，骄傲喊出：“不怕！我爸做什么事跟我有什么关系啊，别人爱怎么说怎么说，老娘才不在乎呢！” • 第五幕大结局（24-12至24-14）：跨越21年来到全新2033年温馨之家客厅，41岁的徐图图安然健在，在结婚纪念日为丈夫赵左右戴上白色叉眼笑脸毛线帽，赵左右送上珍藏25年的广播站选票【赵左右一票 投给徐图图】；2058年时空修正中心主控屏永远卡死在【99%】，助理汇报“2033年长林市没有一个叫舒图的人”，82岁余博士震撼微笑：“难道……舒图真的骗过了时间？”；片尾画廊【一切都会好起来的】与寒假岁月潭野营买巧克力饼干棒声音彩蛋圆满收官！</w:t>
+        <w:t>• 起承转合五幕戏剧节拍与冷开场/强尾钩排布（B账）：• 冷开场与第一幕（24-1至24-4）：2009秋清晨，走出阴霾的陈明背着书包在八中孔子像前阳光复学（“谢谢你的字条，字丑了点”）；高三（2）班早读全班齐诵韩愈《师说》“三人行，则必有我师”完成全剧终极点题！罗爱文辞行飞往德国改学新能源汽车（约好未来与陈明合作研究自动驾驶）；2009冬飘雪连廊下小赵将红金英雄钢笔归还王一漫，用“发一次疯”鼓励她考外交学院定下“顶峰相见”之约；广播站里小赵带变态辣麻辣烫陪徐图图完成高三最后一次脱稿广播； • 第二幕（24-5至24-8）：2010春北京华彩艺术学院编导四试考场，小赵播放《孤独的饭桶》却在考官问“艺术品还是商品”时脱口说出“我得赚钱啊”，获考官赠言“先学会自洽”并最终四试落榜；2010夏高考毕业火锅宴上陈明拆解数学选择题压轴题双重陷阱（选B，小赵改错痛失5分考570分）；1449室里小赵温柔劝阻高考失利的徐图图不要为他去北京读专科，助她留在长林大学读工商管理；查录取结果时因父亲赵东来勾选“服从调剂”，小赵仍被【北京云都大学计算机应用系】录取！ • 第三幕（24-9至24-10）：2010—2012年大学三年里，背负全知记忆的小赵沦为麻木绝望的宿命囚徒，2012冬大三寒假返乡夜在公园林间木栈道拎着啤酒瓶对着微笑雪人崩溃哭喊“笑什么？我问你笑什么！”（与EP01开篇1998雪夜失控成年陌生男人拿酒瓶指雪人怒骂踹碎形成跨越24集的宿命微镜像）；次日在长林八中覆雪大操场，41岁的荀未来再次穿越归来，陪20岁的小赵并肩堆完第三个雪人，在2058年82岁余博士配合下清除了小赵脑海中的全部预知记忆（“去做回那个莽撞的少年吧，或许最后的变数，反而在这未知之中呢。原来未知，才是未来”）； • 第四幕（24-11）：终极破局之战——当晚飞霞路小区风雪夜，忘却一切功利算计、变回纯粹莽撞少年的20岁赵左右陪徐图图走在街头，恰逢徐图图赌鬼生父徐家宝抢劫大妈钱包被押上警车！面对举翻盖手机偷拍羞辱徐图图的围观男，赵左右猛冲上去将其扑倒在雪地殊死搏斗，左额角被石块砸得鲜血淋漓（月牙疤正式烙印归位），死死抱住对方大腿夺下手机当面删光偷拍视频，并掏出小手电筒照向夜空飘雪（“你看，是暖雪”）；徐图图彻底解开羞耻心结，骄傲喊出：“不怕！我爸做什么事跟我有什么关系啊，别人爱怎么说怎么说，老娘才不在乎呢！” • 第五幕大结局（24-12至24-14）：跨越21年来到全新2033年温馨之家客厅，41岁的徐图图安然健在，在结婚纪念日为丈夫赵左右戴上白色叉眼笑脸毛线帽，赵左右送上珍藏25年的广播站选票【赵左右一票 投给徐图图】；2058年时空修正中心主控屏永远卡死在【99%】，助理汇报“2033年长林市没有一个叫舒图的人”，82岁余博士震撼微笑：“难道……舒图真的骗过了时间？”；片尾画廊【一切都会好起来的】与寒假岁月潭野营买巧克力饼干棒声音彩蛋圆满收官！</w:t>
       </w:r>
     </w:p>
     <w:tbl>
@@ -626,15 +620,8 @@
               <w:spacing w:before="40" w:after="40" w:line="341" w:lineRule="auto"/>
               <w:jc w:val="left"/>
             </w:pPr>
-            <w:r/>
             <w:r>
-              <w:rPr>
-                <w:rFonts w:ascii="Times New Roman" w:hAnsi="Times New Roman" w:eastAsia="宋体"/>
-                <w:b w:val="0"/>
-                <w:color w:val="191919"/>
-                <w:sz w:val="19"/>
-              </w:rPr>
-              <w:t>【本集客观时间线事件链】：2009秋陈明收到门缝纸条阳光复学，高三早读齐诵《师说》“三人行，则必有我师”终极点题；然而背负全知记忆的赵左右在2010艺考落榜、高考570分被调剂回计算机系，2012冬雪夜对雪人崩溃痛哭；82岁余博士点醒荀未来“如果一个人什么都知道，真的会活得更好吗”，荀未来在八中操场陪小赵堆完最后一个雪人并请求清除小赵全部未来记忆（“原来未知，才是未来”）；回归未知的20岁赵左右在飞霞路雪夜为护徐图图流血重留月牙疤、删偷拍视频、手电筒照亮“暖雪”，令她终生坦荡名叫“徐图图”从未改名“舒图”；全新2033年41岁赵左右送上珍藏25年的选票，2058时空修正永远卡在【99%】完美收官！</w:t>
+              <w:t>【本集客观时间线事件链】：2009秋陈明收到门缝纸条阳光复学，高三早读齐诵《师说》“三人行，则必有我师”终极点题；然而背负全知记忆的赵左右在2010艺考落榜、高考570分被调剂回计算机系，2012冬雪夜拎着啤酒瓶对微笑雪人崩溃哭喊“笑什么？我问你笑什么！”（呼应EP01开篇1998雪夜拿酒瓶踹雪人的失控陌生人）；82岁余博士点醒荀未来“如果一个人什么都知道，真的会活得更好吗”，荀未来在八中操场陪小赵堆完最后一个雪人并请求清除小赵全部未来记忆（“原来未知，才是未来”）；回归未知的20岁赵左右在飞霞路雪夜为护徐图图流血重留月牙疤、删偷拍视频、手电筒照亮“暖雪”，令她终生坦荡名叫“徐图图”从未改名“舒图”；全新2033年41岁赵左右送上珍藏25年的选票，2058时空修正永远卡在【99%】完美收官！</w:t>
             </w:r>
           </w:p>
         </w:tc>
@@ -819,19 +806,12 @@
               <w:spacing w:before="40" w:after="40" w:line="341" w:lineRule="auto"/>
               <w:jc w:val="left"/>
             </w:pPr>
-            <w:r/>
             <w:r>
-              <w:rPr>
-                <w:rFonts w:ascii="Times New Roman" w:hAnsi="Times New Roman" w:eastAsia="宋体"/>
-                <w:b w:val="0"/>
-                <w:color w:val="191919"/>
-                <w:sz w:val="19"/>
-              </w:rPr>
               <w:t>• 冷开场与第一幕（24-1至24-4）：2009秋清晨，走出阴霾的陈明背着书包在八中孔子像前阳光复学（“谢谢你的字条，字丑了点”）；高三（2）班早读全班齐诵韩愈《师说》“三人行，则必有我师”完成全剧终极点题！罗爱文辞行飞往德国改学新能源汽车（约好未来与陈明合作研究自动驾驶）；2009冬飘雪连廊下小赵将红金英雄钢笔归还王一漫，用“发一次疯”鼓励她考外交学院定下“顶峰相见”之约；广播站里小赵带变态辣麻辣烫陪徐图图完成高三最后一次脱稿广播；</w:t>
               <w:br/>
               <w:t>• 第二幕（24-5至24-8）：2010春北京华彩艺术学院编导四试考场，小赵播放《孤独的饭桶》却在考官问“艺术品还是商品”时脱口说出“我得赚钱啊”，获考官赠言“先学会自洽”并最终四试落榜；2010夏高考毕业火锅宴上陈明拆解数学选择题压轴题双重陷阱（选B，小赵改错痛失5分考570分）；1449室里小赵温柔劝阻高考失利的徐图图不要为他去北京读专科，助她留在长林大学读工商管理；查录取结果时因父亲赵东来勾选“服从调剂”，小赵仍被【北京云都大学计算机应用系】录取！</w:t>
               <w:br/>
-              <w:t>• 第三幕（24-9至24-10）：2010—2012年大学三年里，背负全知记忆的小赵沦为麻木绝望的宿命囚徒，2012冬大三寒假返乡夜在东湖公园木栈道对着微笑雪人崩溃痛哭；次日在长林八中覆雪大操场，41岁的荀未来再次穿越归来，陪20岁的小赵并肩堆完第三个雪人，在2058年82岁余博士配合下清除了小赵脑海中的全部预知记忆（“去做回那个莽撞的少年吧，或许最后的变数，反而在这未知之中呢。原来未知，才是未来”）；</w:t>
+              <w:t>• 第三幕（24-9至24-10）：2010—2012年大学三年里，背负全知记忆的小赵沦为麻木绝望的宿命囚徒，2012冬大三寒假返乡夜在公园林间木栈道拎着啤酒瓶对着微笑雪人崩溃哭喊“笑什么？我问你笑什么！”（与EP01开篇1998雪夜失控成年陌生男人拿酒瓶指雪人怒骂踹碎形成跨越24集的宿命微镜像）；次日在长林八中覆雪大操场，41岁的荀未来再次穿越归来，陪20岁的小赵并肩堆完第三个雪人，在2058年82岁余博士配合下清除了小赵脑海中的全部预知记忆（“去做回那个莽撞的少年吧，或许最后的变数，反而在这未知之中呢。原来未知，才是未来”）；</w:t>
               <w:br/>
               <w:t>• 第四幕（24-11）：终极破局之战——当晚飞霞路小区风雪夜，忘却一切功利算计、变回纯粹莽撞少年的20岁赵左右陪徐图图走在街头，恰逢徐图图赌鬼生父徐家宝抢劫大妈钱包被押上警车！面对举翻盖手机偷拍羞辱徐图图的围观男，赵左右猛冲上去将其扑倒在雪地殊死搏斗，左额角被石块砸得鲜血淋漓（月牙疤正式烙印归位），死死抱住对方大腿夺下手机当面删光偷拍视频，并掏出小手电筒照向夜空飘雪（“你看，是暖雪”）；徐图图彻底解开羞耻心结，骄傲喊出：“不怕！我爸做什么事跟我有什么关系啊，别人爱怎么说怎么说，老娘才不在乎呢！”</w:t>
               <w:br/>

--- a/01_《三人行》全24集全流程标杆成品库/03_剧作结构、悬念节奏与视听解码/EP24_《三人行》第二十四集《独自面对》剧作结构、悬念节奏与视听解码.docx
+++ b/01_《三人行》全24集全流程标杆成品库/03_剧作结构、悬念节奏与视听解码/EP24_《三人行》第二十四集《独自面对》剧作结构、悬念节奏与视听解码.docx
@@ -972,21 +972,10 @@
             </w:tcMar>
           </w:tcPr>
           <w:p>
-            <w:pPr>
-              <w:spacing w:before="40" w:after="40" w:line="341" w:lineRule="auto"/>
-              <w:jc w:val="left"/>
-            </w:pPr>
-            <w:r/>
             <w:r>
-              <w:rPr>
-                <w:rFonts w:ascii="Times New Roman" w:hAnsi="Times New Roman" w:eastAsia="宋体"/>
-                <w:b w:val="0"/>
-                <w:color w:val="191919"/>
-                <w:sz w:val="19"/>
-              </w:rPr>
               <w:t>【出场人物】赵左右、刘美奕、赵东来、罗爱文、陈明、高三全班学生（齐诵）</w:t>
               <w:br/>
-              <w:t>【本场戏剧功能与导演调度任务】片头龙标与“朝也 CHAO YE FILM”水墨厂牌隐去。清晨七点半，五零一室暖意融融。身穿淡紫色花纹睡衣的母亲刘美奕推开儿子卧室门，见已经穿好校服衬衫、针织背心外搭驼色连帽大衣的赵左右正背着书包准备出门，惊讶地喊了一声：“赵左右！” 刘美奕看了一眼墙上的挂钟，关切地询问。</w:t>
+              <w:t>【本场戏剧功能与导演调度任务】【开篇立局/黄金冷开场调度】以「内/外　501室赵左右家·长林八中孔子雕像广场与高三（2）班教室 — 日」为物理容器，聚焦（赵左右、刘美奕、赵东来、罗爱文、陈明、高三全班学生（齐诵））的对手戏力场，核心导演任务在于：深化中国式原生家庭“刀子嘴与避风港”的代际情感共振。</w:t>
               <w:br/>
               <w:t>【完整剧情推进与动作细节】片头龙标与“朝也 CHAO YE FILM”水墨厂牌隐去。清晨七点半，五零一室暖意融融。身穿淡紫色花纹睡衣的母亲刘美奕推开儿子卧室门，见已经穿好校服衬衫、针织背心外搭驼色连帽大衣的赵左右正背着书包准备出门，惊讶地喊了一声：“赵左右！” 刘美奕看了一眼墙上的挂钟，关切地询问。 独自背负着三代人全部记忆的赵左右眼神沉稳而自律，微笑着向母亲解释。 穿着灰色格子家居服、嘴里含着牙刷泡沫的父亲赵东来凑到门边，欣慰地夸赞儿子。 赵左右扶了扶双肩包肩带，郑重地向父母许下承诺。 清晨的阳光洒进长林市第八中学校门与孔子雕像广场。身穿墨绿色羽绒服的罗爱文正垂头丧气地叹着气（“哎……”），并肩走来的赵左右拍了拍他的肩膀。 罗爱文哭丧着脸，向死党倾诉自己被父亲罗厂长否决了考大专当总工的梦想。 赵左右关切地追问：“出国？那你出国学啥专业啊？”罗爱文撇了撇嘴回答：</w:t>
               <w:br/>
@@ -1106,21 +1095,10 @@
             </w:tcMar>
           </w:tcPr>
           <w:p>
-            <w:pPr>
-              <w:spacing w:before="40" w:after="40" w:line="341" w:lineRule="auto"/>
-              <w:jc w:val="left"/>
-            </w:pPr>
-            <w:r/>
             <w:r>
-              <w:rPr>
-                <w:rFonts w:ascii="Times New Roman" w:hAnsi="Times New Roman" w:eastAsia="宋体"/>
-                <w:b w:val="0"/>
-                <w:color w:val="191919"/>
-                <w:sz w:val="19"/>
-              </w:rPr>
               <w:t>【出场人物】罗爱文、赵左右、王一漫</w:t>
               <w:br/>
-              <w:t>【本场戏剧功能与导演调度任务】画面浮现时间字标：2009 秋。高三教学楼走廊里，“决战高考 为梦想而战”的红色签名墙格外醒目。班主任戴娟走过走廊叮嘱学生们：“现在都是高三人了啊，学习环境要干净，心也要静下来。”身穿黑白运动外套的罗爱文礼貌地向戴主任打过招呼，转身走到赵左右面前郑重辞行。 赵左右一怔，不舍地拉住……</w:t>
+              <w:t>【本场戏剧功能与导演调度任务】【叙事推进与人物关系博弈调度】以「内/外　长林八中高三教学楼走廊与冬日飘雪连廊（2009秋—2009冬） — 日」为物理容器，聚焦（罗爱文、赵左右、王一漫）的对手戏力场，核心导演任务在于：推进跨时空底层规则与倒计时危机张力；引爆学业分科抉择、少年良知与同窗义气冲突。</w:t>
               <w:br/>
               <w:t>【完整剧情推进与动作细节】画面浮现时间字标：2009 秋。高三教学楼走廊里，“决战高考 为梦想而战”的红色签名墙格外醒目。班主任戴娟走过走廊叮嘱学生们：“现在都是高三人了啊，学习环境要干净，心也要静下来。”身穿黑白运动外套的罗爱文礼貌地向戴主任打过招呼，转身走到赵左右面前郑重辞行。 赵左右一怔，不舍地拉住他。 罗爱文挠了挠头，爽朗地笑着摆手。 赵左右关切地追问他的专业去向。 罗爱文眼神坚定地透露了自己的破局计划。 深知未来新能源汽车浪潮的赵左右用力握住死党的手鼓励他。 罗爱文重重点头，笑着指向理科八班的方向，喊出了对赵左右未来的称呼。 目送罗爱文远去，赵左右转头望向墙上写满青春誓言的“决战高考”签名墙，眼底燃起希望（内心独白：“既然我是唯一的变数，那只要我一直保持干预，大家就都能有崭新的人生吧”）。</w:t>
               <w:br/>
@@ -1175,21 +1153,10 @@
             <w:shd w:fill="F7FAFC"/>
           </w:tcPr>
           <w:p>
-            <w:pPr>
-              <w:spacing w:before="40" w:after="40" w:line="341" w:lineRule="auto"/>
-              <w:jc w:val="left"/>
-            </w:pPr>
-            <w:r/>
             <w:r>
-              <w:rPr>
-                <w:rFonts w:ascii="Times New Roman" w:hAnsi="Times New Roman" w:eastAsia="宋体"/>
-                <w:b w:val="0"/>
-                <w:color w:val="191919"/>
-                <w:sz w:val="19"/>
-              </w:rPr>
               <w:t>【出场人物】赵左右、徐图图、戴娟、刘美奕</w:t>
               <w:br/>
-              <w:t>【本场戏剧功能与导演调度任务】“八中之声”广播站内，即将迎来高三最后一次播音的徐图图独自坐在麦克风前，攥着广播稿反复试读（“高三是紧张的，但也是热血的……不好，不好”），紧张得手心直冒汗。就在这时，广播室的门被推开，赵左右拎着一个冒着热气的塑料袋笑嘻嘻地走了进来，把一碗砂锅麻辣烫摆在调音台旁！ 徐图图吓了一跳……</w:t>
+              <w:t>【本场戏剧功能与导演调度任务】【叙事推进与人物关系博弈调度】以「内　长林八中广播站·教导主任戴娟办公室与501室赵左右卧室 — 日」为物理容器，聚焦（赵左右、徐图图、戴娟、刘美奕）的对手戏力场，核心导演任务在于：引爆学业分科抉择、少年良知与同窗义气冲突；通过味觉记忆与信物流转编织跨时空纯爱与双生女性救赎。</w:t>
               <w:br/>
               <w:t>【完整剧情推进与动作细节】“八中之声”广播站内，即将迎来高三最后一次播音的徐图图独自坐在麦克风前，攥着广播稿反复试读（“高三是紧张的，但也是热血的……不好，不好”），紧张得手心直冒汗。就在这时，广播室的门被推开，赵左右拎着一个冒着热气的塑料袋笑嘻嘻地走了进来，把一碗砂锅麻辣烫摆在调音台旁！ 徐图图吓了一跳，看着红油翻滚的麻辣烫瞪圆了眼睛。 赵左右把一次性筷子塞进她手里，温柔地哄着她。 徐图图半信半疑地夹起一大口塞进嘴里，下一秒，整张小脸瞬间辣得通红，张着嘴直哈气！ 赵左右忍着笑，指了指她手里的打印稿，道出了自己点“变态辣”的真正用意。 徐图图被他逗乐了，一边扇着风一边翻起高一旧账嗔怪他。 赵左右眼神无比真挚而温柔地注视着她，一字一顿地许诺。 广播预备铃响起，徐图图把碗推给赵左右（“那看你的了”）。赵左右走出广播室站在窗外操场上，隔着玻璃窗向她比了个加油的手势。广播室内的徐图图深吸一口气，彻底放下了那张死板的稿纸，对着麦克风露出了最自信明媚的笑容——</w:t>
               <w:br/>
@@ -1242,21 +1209,10 @@
             </w:tcMar>
           </w:tcPr>
           <w:p>
-            <w:pPr>
-              <w:spacing w:before="40" w:after="40" w:line="341" w:lineRule="auto"/>
-              <w:jc w:val="left"/>
-            </w:pPr>
-            <w:r/>
             <w:r>
-              <w:rPr>
-                <w:rFonts w:ascii="Times New Roman" w:hAnsi="Times New Roman" w:eastAsia="宋体"/>
-                <w:b w:val="0"/>
-                <w:color w:val="191919"/>
-                <w:sz w:val="19"/>
-              </w:rPr>
               <w:t>【出场人物】女主考官、白发男主考官、赵左右、刘美奕</w:t>
               <w:br/>
-              <w:t>【本场戏剧功能与导演调度任务】画面浮现时间字标：2010 初春。教室前方高挂着红底白字横幅：【`2010年北京华彩艺术学院专业面试考场`】。四位考官端坐在长条考官席后，头戴深灰色棒球帽、身穿灰卫衣配黑羽绒马甲的十八岁赵左右站在场地中央，手里捧着一台联想ThinkPad笔记本电脑，屏幕正播放着他拍摄的《孤独的饭……</w:t>
+              <w:t>【本场戏剧功能与导演调度任务】【中点转折与矛盾升级调度】以「内　2010年北京华彩艺术学院专业面试考场与501室卧室（2010初春） — 日」为物理容器，聚焦（女主考官、白发男主考官、赵左右、刘美奕）的对手戏力场，核心导演任务在于：深化中国式原生家庭“刀子嘴与避风港”的代际情感共振；通过味觉记忆与信物流转编织跨时空纯爱与双生女性救赎。</w:t>
               <w:br/>
               <w:t>【完整剧情推进与动作细节】画面浮现时间字标：2010 初春。教室前方高挂着红底白字横幅：【`2010年北京华彩艺术学院专业面试考场`】。四位考官端坐在长条考官席后，头戴深灰色棒球帽、身穿灰卫衣配黑羽绒马甲的十八岁赵左右站在场地中央，手里捧着一台联想ThinkPad笔记本电脑，屏幕正播放着他拍摄的《孤独的饭桶》系列视频——画面里徐图图正大口吃着卤肉饭和拉面，幸福地感叹“这个卤肉饭也太棒了！肉臊肥瘦比例刚好”。 坐在中间的女主考官抬手打断了视频播放，推了推眼镜发问。 赵左右合上笔记本一半，诚恳地回答：“剧情片和创意摄影倒是没有。但我觉得我刚刚放的这个视频，也算是一种艺术。”旁边的白发男主考官犀利地追问： 赵左右表明自己没上过培训机构，认真地讲述了自己高一失眠之夜看校园录像获得陪伴感的初衷。 女主考官若有所思地问道：“那我是不是可以理解为，你这个影片是在反映你们独生子女这一代普遍存在的孤独感较强的问题呢？”赵左右老实地摇了摇头： 白发男主考官身体前倾，抛出了直击灵魂的终极拷问—— 刹那间，考场周围的声音仿佛退潮般远去！意识流特写镜头下，十八岁的少年赵左右、四十一岁的中年荀未来与六十六岁的老年赵了三个年龄段的面孔在同一个棒球帽下疯狂交织闪现！他脑海里塞满了荀未来灌输的“流量变现、商业思维”与自己想要“赶快赚大钱买四环大房子改命”的功利执念，三种声音在脑中激烈冲撞，令他额头冷汗直冒，鬼使神差地脱口吼出了一句大实话： 考场内一片死寂。赵左右猛地回过神来，慌乱地摆手找补：“我说错了……当然，我也不完全是为了赚钱，我还是……</w:t>
               <w:br/>
@@ -1311,21 +1267,10 @@
             <w:shd w:fill="F7FAFC"/>
           </w:tcPr>
           <w:p>
-            <w:pPr>
-              <w:spacing w:before="40" w:after="40" w:line="341" w:lineRule="auto"/>
-              <w:jc w:val="left"/>
-            </w:pPr>
-            <w:r/>
             <w:r>
-              <w:rPr>
-                <w:rFonts w:ascii="Times New Roman" w:hAnsi="Times New Roman" w:eastAsia="宋体"/>
-                <w:b w:val="0"/>
-                <w:color w:val="191919"/>
-                <w:sz w:val="19"/>
-              </w:rPr>
               <w:t>【出场人物】徐图图、赵左右、王一漫、陈明、赵东来、刘美奕</w:t>
               <w:br/>
-              <w:t>【本场戏剧功能与导演调度任务】画面浮现时间字标：2010 夏。高考结束当晚，热气腾腾的火锅店里，身穿绿白条纹Polo衫的赵左右与身穿浅蓝衬衫背带裙的徐图图举起啤酒杯痛快碰撞：“干杯！好爽啊！”徐图图好奇地眨了眨眼： 赵左右仰头喝了一大口啤酒，感慨万千。</w:t>
+              <w:t>【本场戏剧功能与导演调度任务】【中点转折与矛盾升级调度】以「内　火锅店高考毕业聚餐与501室卧室高考查分（2010夏） — 日」为物理容器，聚焦（徐图图、赵左右、王一漫、陈明、赵东来、刘美奕）的对手戏力场，核心导演任务在于：引爆学业分科抉择、少年良知与同窗义气冲突；通过味觉记忆与信物流转编织跨时空纯爱与双生女性救赎。</w:t>
               <w:br/>
               <w:t>【完整剧情推进与动作细节】画面浮现时间字标：2010 夏。高考结束当晚，热气腾腾的火锅店里，身穿绿白条纹Polo衫的赵左右与身穿浅蓝衬衫背带裙的徐图图举起啤酒杯痛快碰撞：“干杯！好爽啊！”徐图图好奇地眨了眨眼： 赵左右仰头喝了一大口啤酒，感慨万千。 徐图图笑着点头，想起后街那家已经搬走的砂锅麻辣烫店，有些遗憾地叹气。 赵左右微笑着望向她，憧憬着两人的北京之约。 徐图图开心答应：“好，到时候咱们就把这些稀奇古怪的东西都尝个遍！”这时，身穿白色海军领短袖的王一漫与身穿湖蓝色T恤的陈明一边争论着考题一边走进店里入座。 徐图图与赵左右对视一眼，同时傻眼了。 理科学霸陈明推了推眼镜，冷静地给出了降维打击般的标准解析—— 餐桌上瞬间陷入三秒钟的死寂。王一漫率先回过神来，豪爽地举起饮料杯打破沉默！</w:t>
               <w:br/>
@@ -1378,21 +1323,10 @@
             </w:tcMar>
           </w:tcPr>
           <w:p>
-            <w:pPr>
-              <w:spacing w:before="40" w:after="40" w:line="341" w:lineRule="auto"/>
-              <w:jc w:val="left"/>
-            </w:pPr>
-            <w:r/>
             <w:r>
-              <w:rPr>
-                <w:rFonts w:ascii="Times New Roman" w:hAnsi="Times New Roman" w:eastAsia="宋体"/>
-                <w:b w:val="0"/>
-                <w:color w:val="191919"/>
-                <w:sz w:val="19"/>
-              </w:rPr>
               <w:t>【出场人物】徐图图、赵左右</w:t>
               <w:br/>
-              <w:t>【本场戏剧功能与导演调度任务】填完志愿后，赵左右走上红砖家属楼外侧的红色铁楼梯，敲响了一四四九室的大门：“图图，图图。”屋里传来徐图图低落的声音：“你进来吧。” 徐图图卧室内，身穿白色蕾丝长裙的徐图图失落地坐在床边地板上，赵左右走过去并排坐到她身旁。徐图图抬起头，强颜欢笑地看着他。</w:t>
+              <w:t>【本场戏剧功能与导演调度任务】【中点转折与矛盾升级调度】以「外/内　老式红砖家属楼外铁楼梯·徐图图家1449室卧室与501室 — 日/夜」为物理容器，聚焦（徐图图、赵左右）的对手戏力场，核心导演任务在于：通过生活化微动作与潜台词交锋外化角色心理位移，衔接前后场因果链条。</w:t>
               <w:br/>
               <w:t>【完整剧情推进与动作细节】填完志愿后，赵左右走上红砖家属楼外侧的红色铁楼梯，敲响了一四四九室的大门：“图图，图图。”屋里传来徐图图低落的声音：“你进来吧。” 徐图图卧室内，身穿白色蕾丝长裙的徐图图失落地坐在床边地板上，赵左右走过去并排坐到她身旁。徐图图抬起头，强颜欢笑地看着他。 赵左右一怔，关切地皱起眉。 徐图图低下头捏着裙角，小声说出了自己为了陪他去北京而做的妥协。 赵左右看着眼前这个愿意为了自己放弃梦想的女孩，心头既感动又心疼，认真地摇了摇头。 徐图图转过头，眼波盈盈地望向他，说出了一句无比纯粹的情话。 经历过三代人记忆洗礼的赵左右没有自私地接受这份牺牲，而是用最温柔也最清醒的语气劝导她守住自己的人生跑道。 徐图图眼圈微红，委屈地追问：“那我们北京的约定怎么办？”赵左右微笑着注视着她的眼睛，给出了跨越岁月的回答：</w:t>
               <w:br/>
@@ -1447,21 +1381,10 @@
             <w:shd w:fill="F7FAFC"/>
           </w:tcPr>
           <w:p>
-            <w:pPr>
-              <w:spacing w:before="40" w:after="40" w:line="341" w:lineRule="auto"/>
-              <w:jc w:val="left"/>
-            </w:pPr>
-            <w:r/>
             <w:r>
-              <w:rPr>
-                <w:rFonts w:ascii="Times New Roman" w:hAnsi="Times New Roman" w:eastAsia="宋体"/>
-                <w:b w:val="0"/>
-                <w:color w:val="191919"/>
-                <w:sz w:val="19"/>
-              </w:rPr>
               <w:t>【出场人物】赵左右、赵东来、赵左右（内心独白）、招办老师（电话音）</w:t>
               <w:br/>
-              <w:t>【本场戏剧功能与导演调度任务】清晨微光中，十八岁的赵左右睁开眼，嘴里不停默念着：“录取、录取、录取……”电脑桌前，赵东来拿着一本笔记本遮住显示器下半截，与刘美奕、赵左右一起屏息凝神地将笔记本往下一点点挪开—— 当【录取】二字露出来的瞬间，一家三口同时欢呼击掌：“录了！录取了！恭喜儿子！”然而当赵东来彻底拿开笔……</w:t>
+              <w:t>【本场戏剧功能与导演调度任务】【中点转折与矛盾升级调度】以「内/外　501室卧室查录取结果·行驶的公交车内与北京云都大学校园（2010秋—2012） — 日/夜」为物理容器，聚焦（赵左右、赵东来、赵左右（内心独白）、招办老师（电话音））的对手戏力场，核心导演任务在于：推进跨时空底层规则与倒计时危机张力；引爆学业分科抉择、少年良知与同窗义气冲突；深化中国式原生家庭“刀子嘴与避风港”的代际情感共振；利用跨时空媒介错位与同源生理本能推进身份掉马与主体性宣战。</w:t>
               <w:br/>
               <w:t>【完整剧情推进与动作细节】清晨微光中，十八岁的赵左右睁开眼，嘴里不停默念着：“录取、录取、录取……”电脑桌前，赵东来拿着一本笔记本遮住显示器下半截，与刘美奕、赵左右一起屏息凝神地将笔记本往下一点点挪开—— 当【录取】二字露出来的瞬间，一家三口同时欢呼击掌：“录了！录取了！恭喜儿子！”然而当赵东来彻底拿开笔记本、露出完整页面【`2010年吉林省普通高校招生考试录取结果查询｜院校名称：北京云都大学｜专业名称：计算机应用（调剂）｜学制：4年`】时，赵左右脸上的笑容瞬间凝固！ 赵东来挠了挠头，理所当然地解释自己替儿子做的决定。 赵左右如遭五雷轰顶，声音颤抖地吼道！ 赵东来还在乐呵呵地劝他：“计算机专业前景非常广阔！”赵左右却死死盯着屏幕上“计算机应用”五个字，浑身血液仿佛瞬间冻结——他清清楚楚地记得，四十一岁的荀未来原本的人生轨迹，就是在北京读的计算机专业！ 赵左右猛地推开椅子夺门而出，不顾父母在身后的惊呼，一路冲上一辆行驶的公交车，颤抖着掏出手机拨通了北京云都大学招生办的电话！ 电话那头的招办老师给出了冰冷而不可更改的答复： “嘟——嘟——”听筒里传来忙音。车窗外，一道刺目的火流星残影呼啸着划破长空！十八岁的赵左右握着手机站在摇晃的公交车厢中央，脸色惨白如纸，巨大的宿命无力感如海啸般将他彻底吞没——</w:t>
               <w:br/>
@@ -1514,21 +1437,10 @@
             </w:tcMar>
           </w:tcPr>
           <w:p>
-            <w:pPr>
-              <w:spacing w:before="40" w:after="40" w:line="341" w:lineRule="auto"/>
-              <w:jc w:val="left"/>
-            </w:pPr>
-            <w:r/>
             <w:r>
-              <w:rPr>
-                <w:rFonts w:ascii="Times New Roman" w:hAnsi="Times New Roman" w:eastAsia="宋体"/>
-                <w:b w:val="0"/>
-                <w:color w:val="191919"/>
-                <w:sz w:val="19"/>
-              </w:rPr>
               <w:t>【出场人物】赵左右（内心独白）、赵左右、赵东来</w:t>
               <w:br/>
-              <w:t>【本场戏剧功能与导演调度任务】白天，身穿黑色羽绒服的青年赵左右拎着打包的快餐盒走下大学教学楼台阶，迎面一名匆忙跑上楼的男生不慎将他手中的快餐撞翻在地，汤饭洒了一地。男生匆匆说了句“不好意思”便跑远了，赵左右低头麻木地看着雪地上的狼藉，心底一片死灰。 画面浮现时间字标：2012 冬。夜晚，白雪覆盖的公园林间木栈……</w:t>
+              <w:t>【本场戏剧功能与导演调度任务】【中点转折与矛盾升级调度】以「外/内　北京云都大学台阶·2012冬雪夜林间木栈道与501室客厅（2012冬） — 日/夜」为物理容器，聚焦（赵左右（内心独白）、赵左右、赵东来）的对手戏力场，核心导演任务在于：强化“雪人”核心精神图腾与宿命微镜像呼应；深化中国式原生家庭“刀子嘴与避风港”的代际情感共振。</w:t>
               <w:br/>
               <w:t>【完整剧情推进与动作细节】白天，身穿黑色羽绒服的青年赵左右拎着打包的快餐盒走下大学教学楼台阶，迎面一名匆忙跑上楼的男生不慎将他手中的快餐撞翻在地，汤饭洒了一地。男生匆匆说了句“不好意思”便跑远了，赵左右低头麻木地看着雪地上的狼藉，心底一片死灰。 画面浮现时间字标：2012 冬。夜晚，白雪覆盖的公园林间木栈道上路灯幽暗。已经二十岁、读大三的赵左右身穿深色连帽毛呢大衣，手里拎着一个啤酒瓶，步履踉跄地走在枯木林道中。四年来的压抑、孤独与眼睁睁看着一切滑向原轨的绝望在这一刻彻底决堤，他弯下腰痛苦地干呕低吼： 当他抬起满是泪痕的脸时，突然看见前方木栈道旁立着一个插着红胡萝卜鼻子、嘴角弯弯微笑的雪人。醉意与悲愤交加的赵左右跌跌撞撞地冲到雪人面前，仿佛把这个微笑的雪人当成了高高在上戏弄他的“时间”本身，指着雪人撕心裂肺地哭喊质问！ 赵左右无力地瘫坐在冰冷的木栈道台阶上，双手抱头，像个迷路的孩子一样放声痛哭。 一列绿皮火车呼啸着驶过白雪皑皑的北方铁轨。夜幕下，头戴深灰棒球帽、拖着行李箱的赵左右推开了长林五零一室的家门：“爸，妈。”正在沙发上看电视的刘美奕与赵东来惊喜地迎上前拥抱儿子！ 赵左右勉强笑了笑解释：“前几天期末考考完了，这几天没课，我就先回来了。”刘美奕心疼地要去给他热菜（“在火车上又吃的泡面，妈准保把你喂胖了再送回北京”），赵东来问他这几天打算去哪玩，赵左右望向窗外，轻声说道：</w:t>
               <w:br/>
@@ -1583,21 +1495,10 @@
             <w:shd w:fill="F7FAFC"/>
           </w:tcPr>
           <w:p>
-            <w:pPr>
-              <w:spacing w:before="40" w:after="40" w:line="341" w:lineRule="auto"/>
-              <w:jc w:val="left"/>
-            </w:pPr>
-            <w:r/>
             <w:r>
-              <w:rPr>
-                <w:rFonts w:ascii="Times New Roman" w:hAnsi="Times New Roman" w:eastAsia="宋体"/>
-                <w:b w:val="0"/>
-                <w:color w:val="191919"/>
-                <w:sz w:val="19"/>
-              </w:rPr>
               <w:t>【出场人物】荀未来（画外音）、荀未来、赵左右、荀未来（2058）、老年余博士（2058）、荀未来（内心独白）</w:t>
               <w:br/>
-              <w:t>【本场戏剧功能与导演调度任务】次日白天，冬日暖阳洒在白雪皑皑的长林八中校园。身穿白色长款羽绒服、内搭白色高领毛衣的青年赵左右独自走过覆雪的孔子雕像，穿过空旷安静的室内体育馆，最后走上厚雪覆盖的室外大操场。他双手插兜，踩着积雪在看台边缘落寞地徘徊。 就在赵左右停下脚步低头沉思的刹那——身后看台方向，突然传来一声……</w:t>
+              <w:t>【本场戏剧功能与导演调度任务】【叙事推进与人物关系博弈调度】以「外/内　长林八中覆雪操场与2058年老年余博士实验室（跨时空交叉） — 日」为物理容器，聚焦（荀未来（画外音）、荀未来、赵左右、荀未来（2058）、老年余博士（2058）、荀未来（内心独白））的对手戏力场，核心导演任务在于：强化“雪人”核心精神图腾与宿命微镜像呼应；推进跨时空底层规则与倒计时危机张力。</w:t>
               <w:br/>
               <w:t>【完整剧情推进与动作细节】次日白天，冬日暖阳洒在白雪皑皑的长林八中校园。身穿白色长款羽绒服、内搭白色高领毛衣的青年赵左右独自走过覆雪的孔子雕像，穿过空旷安静的室内体育馆，最后走上厚雪覆盖的室外大操场。他双手插兜，踩着积雪在看台边缘落寞地徘徊。 就在赵左右停下脚步低头沉思的刹那——身后看台方向，突然传来一声无比熟悉、带着三分戏谑七分温柔的呼唤！ 赵左右浑身剧震，猛地转过身去——只见阳光下的操场看台铁栏杆旁，身穿一袭黑色长款毛呢大衣、内搭黑色高领毛衣的四十一岁荀未来，正双手插兜、微笑着静静注视着他！ 青年赵左右不敢相信自己的眼睛，下意识地用力握紧拳头又松开，确认这不是幻觉。看台上的荀未来挑了挑眉，笑着吐出了那句久违的口头禅： 一瞬间，四年来的孤独与委屈化作夺眶而出的热泪！青年赵左右发疯似的飞奔冲上看台阶梯，一把死死抱住了四十一岁的荀未来！荀未来也张开双臂紧紧回抱住年轻的自己，温柔地轻拍着他的后背。 荀未来眼圈泛红，嘴上却故作洒脱地笑着打趣。 两人松开拥抱面对面站立。赵左右抹了一把眼泪，满眼崇拜地看着荀未来，急切地打听赵爷爷和舒图的近况。 荀未来望着远处的雪景，用最温暖平静的语气编织了一个善意的圆满谎言。</w:t>
               <w:br/>
@@ -1650,21 +1551,10 @@
             </w:tcMar>
           </w:tcPr>
           <w:p>
-            <w:pPr>
-              <w:spacing w:before="40" w:after="40" w:line="341" w:lineRule="auto"/>
-              <w:jc w:val="left"/>
-            </w:pPr>
-            <w:r/>
             <w:r>
-              <w:rPr>
-                <w:rFonts w:ascii="Times New Roman" w:hAnsi="Times New Roman" w:eastAsia="宋体"/>
-                <w:b w:val="0"/>
-                <w:color w:val="191919"/>
-                <w:sz w:val="19"/>
-              </w:rPr>
               <w:t>【出场人物】被抢大妈、围观录像男、赵左右、徐图图</w:t>
               <w:br/>
-              <w:t>【本场戏剧功能与导演调度任务】寒假雪夜，红蓝闪烁的警灯刺破了飞霞路老旧小区的夜色。刚修补完雪人、穿着浅驼色牛角扣连帽大衣拎着一袋零食来找徐图图的青年赵左右刚走到街口，只见前方围满了街坊邻居——两名警察正将徐图图的赌鬼父亲徐家宝押上一辆警车！一名被抢的大妈指着徐家宝大声控诉： 身穿驼色羊羔毛外套、系着格子围巾的……</w:t>
+              <w:t>【本场戏剧功能与导演调度任务】【叙事推进与人物关系博弈调度】以「外　飞霞路小区雪夜街道（大三寒假） — 夜」为物理容器，聚焦（被抢大妈、围观录像男、赵左右、徐图图）的对手戏力场，核心导演任务在于：强化“雪人”核心精神图腾与宿命微镜像呼应；利用跨时空媒介错位与同源生理本能推进身份掉马与主体性宣战。</w:t>
               <w:br/>
               <w:t>【完整剧情推进与动作细节】寒假雪夜，红蓝闪烁的警灯刺破了飞霞路老旧小区的夜色。刚修补完雪人、穿着浅驼色牛角扣连帽大衣拎着一袋零食来找徐图图的青年赵左右刚走到街口，只见前方围满了街坊邻居——两名警察正将徐图图的赌鬼父亲徐家宝押上一辆警车！一名被抢的大妈指着徐家宝大声控诉： 身穿驼色羊羔毛外套、系着格子围巾的徐图图站在雪地里，脸色煞白、无助地朝警车喊了一声：“爸！”徐家宝愧疚地回头看了女儿一眼，被警察押进车内呼啸而去。 就在这时，路灯下的一名年轻围观男子正举着一部银色翻盖手机，幸灾乐祸地对着孤立无援的徐图图录制视频，嘴里还大声嘲弄着！ 这一刻，脑海里已经没有任何“未来剧本”束缚的赵左右，凭着二十岁青年最本能的爱意与血性，毫不犹豫地一个箭步冲上前，一把按住那男子的手腕，冷冷吐出两个字： 围观录像男嚣张地推了赵左右一把：“你谁啊？我干嘛关你屁事儿啊？滚蛋！”赵左右眼神凌厉如刀，怒喝一声“删了！”直接飞身扑上去抢夺手机！两人在雪地里剧烈扭打翻滚起来，吓得徐图图在旁哭喊呼救：“别打了！有没有人啊？别打了！” 扭打中，围观录像男顺手摸起雪地里的一块硬石块，狠狠一下砸在赵左右的左额角上！鲜血瞬间顺着赵左右的眉骨涌出——那道原本在高二被抹除的左额角月牙形伤疤，竟在大三这年寒假的雪夜里，为了保护心爱的姑娘徐图图，以最荣耀的方式重新烙印在了他的额头上！ 额头流血的赵左右非但没有退缩，反而爆发出惊人的力量，一记重拳将录像男死死按跪在雪地里，一把夺过那部翻盖手机，沾血的拇指重重按下删除键——手机屏幕清晰显示：【`正在删除...`】……</w:t>
               <w:br/>
@@ -1719,21 +1609,10 @@
             <w:shd w:fill="F7FAFC"/>
           </w:tcPr>
           <w:p>
-            <w:pPr>
-              <w:spacing w:before="40" w:after="40" w:line="341" w:lineRule="auto"/>
-              <w:jc w:val="left"/>
-            </w:pPr>
-            <w:r/>
             <w:r>
-              <w:rPr>
-                <w:rFonts w:ascii="Times New Roman" w:hAnsi="Times New Roman" w:eastAsia="宋体"/>
-                <w:b w:val="0"/>
-                <w:color w:val="191919"/>
-                <w:sz w:val="19"/>
-              </w:rPr>
               <w:t>【出场人物】徐图图（2033）、赵左右（2033）</w:t>
               <w:br/>
-              <w:t>【本场戏剧功能与导演调度任务】时光跨越二十一年，来到全新时间线的公元2033年。宽敞温馨的现代公寓客厅内，墙上挂着赵左右与妻子幸福甜美的婚纱油画，沙发上摆着可爱的毛绒玩偶——这里没有冰冷的电车咖啡馆，更没有电子墓碑！ 身穿草绿色毛衣内搭白衬衫的四十一岁赵左右，头上正戴着那顶妻子亲手织的、带黄色叉眼……</w:t>
+              <w:t>【本场戏剧功能与导演调度任务】【叙事推进与人物关系博弈调度】以「内　2033年赵左右与徐图图温馨之家客厅（新时间线2033） — 日」为物理容器，聚焦（徐图图（2033）、赵左右（2033））的对手戏力场，核心导演任务在于：引爆学业分科抉择、少年良知与同窗义气冲突；通过味觉记忆与信物流转编织跨时空纯爱与双生女性救赎；落实配角群像“先留白、后高光”的破笼成长弧光。</w:t>
               <w:br/>
               <w:t>【完整剧情推进与动作细节】时光跨越二十一年，来到全新时间线的公元2033年。宽敞温馨的现代公寓客厅内，墙上挂着赵左右与妻子幸福甜美的婚纱油画，沙发上摆着可爱的毛绒玩偶——这里没有冰冷的电车咖啡馆，更没有电子墓碑！ 身穿草绿色毛衣内搭白衬衫的四十一岁赵左右，头上正戴着那顶妻子亲手织的、带黄色叉眼笑脸与大毛球的白色针织毛线帽；而在他身旁，安然无恙活到2033年的四十一岁妻子徐图图身穿白色针织翻领毛衣，正笑眯眯地替丈夫端详着帽子！ 四十一岁的赵左右摸了摸头顶的毛球，有些不好意思地笑道。 徐图图歪着头，伸出手掌笑吟吟地向丈夫讨要回礼。 赵左右神秘兮兮地一笑（“我拿出来啊，你可别吓死啊，噔噔噔噔！”），从毛衣兜里小心翼翼地掏出了一张叠得方方正正、已经微微泛黄的旧纸片递到妻子面前！ 徐图图嫌弃地撇了撇嘴（“哎呀，什么呀，就一张破纸片，我不要”），在赵左右“你打开看一下”的软磨硬泡下，她勉为其难地接过纸片缓缓展开——微距特写镜头下，那张从2008年长林八中保留了整整二十五年的横格信纸上，赫然用蓝黑钢笔工工整整地写着九个字：【`赵左右一票 投给徐图图`】！ 看着这张迟到了二十五年的广播站选票，四十一岁的徐图图眼眶瞬间湿润了，嘴角却傲娇地翘得老高，故意把选票揣进自己怀里，假装生气地站起身往房间走！ 四十一岁的赵左右慌忙从沙发上跳起来，屁颠屁颠地追在妻子身后，满脸宠溺地连声呼唤着她从未改变过的本名——</w:t>
               <w:br/>
@@ -1786,21 +1665,10 @@
             </w:tcMar>
           </w:tcPr>
           <w:p>
-            <w:pPr>
-              <w:spacing w:before="40" w:after="40" w:line="341" w:lineRule="auto"/>
-              <w:jc w:val="left"/>
-            </w:pPr>
-            <w:r/>
             <w:r>
-              <w:rPr>
-                <w:rFonts w:ascii="Times New Roman" w:hAnsi="Times New Roman" w:eastAsia="宋体"/>
-                <w:b w:val="0"/>
-                <w:color w:val="191919"/>
-                <w:sz w:val="19"/>
-              </w:rPr>
               <w:t>【出场人物】老年余博士、研究助理</w:t>
               <w:br/>
-              <w:t>【本场戏剧功能与导演调度任务】公元2058年，极简冷色调的时空修正中心实验室内。主控电脑屏幕上，那条原本应该走到百分之百的【时空修正进度条】，竟死死地定格在了【`99%`】，无论如何也不再往前跳动哪怕百分之一！ 满头银发的八十二岁老年余博士手里咬着银色触控笔，盯着屏幕上纹丝不动的“99%”，百思不得其解地喃喃……</w:t>
+              <w:t>【本场戏剧功能与导演调度任务】【片尾断章/高潮尾钩（Cliffhanger）调度】以「内　2058年时空修正中心实验室 — 日」为物理容器，聚焦（老年余博士、研究助理）的对手戏力场，核心导演任务在于：推进跨时空底层规则与倒计时危机张力。</w:t>
               <w:br/>
               <w:t>【完整剧情推进与动作细节】公元2058年，极简冷色调的时空修正中心实验室内。主控电脑屏幕上，那条原本应该走到百分之百的【时空修正进度条】，竟死死地定格在了【`99%`】，无论如何也不再往前跳动哪怕百分之一！ 满头银发的八十二岁老年余博士手里咬着银色触控笔，盯着屏幕上纹丝不动的“99%”，百思不得其解地喃喃自语： 就在这时，一名戴着黑框眼镜、身穿灰色连帽卫衣的年轻研究助理快步走进实验室，满脸困惑地向余博士汇报人工核查结果—— 老年余博士手中的触控笔猛地一顿，整个人如遭电击般怔在原地！原来，因为2012年那个雪夜回归未知的青年赵左右替徐图图删掉了偷拍视频、用左额角的伤疤解开了她对赌鬼父亲的羞耻心结，徐图图坦坦荡荡地做了一辈子“徐图图”，根本就没有随母姓改名为“舒图”！世上既无“舒图”，时间修正程序自然永远找不到“2033年舒图之死”的最后一个修正节点！ 极近景微距特写镜头推向老年余博士的双眼——她的瞳孔深处清晰地倒映着屏幕上闪烁的【`99%`】字样，老人嘴角渐渐浮现出一抹震撼而又释然的微笑，轻声呢喃： 画面在瞳孔中倒映的“99%”上定格，缓缓浮现出三个苍劲的大字：全剧终。</w:t>
               <w:br/>
@@ -1855,21 +1723,10 @@
             <w:shd w:fill="F7FAFC"/>
           </w:tcPr>
           <w:p>
-            <w:pPr>
-              <w:spacing w:before="40" w:after="40" w:line="341" w:lineRule="auto"/>
-              <w:jc w:val="left"/>
-            </w:pPr>
-            <w:r/>
             <w:r>
-              <w:rPr>
-                <w:rFonts w:ascii="Times New Roman" w:hAnsi="Times New Roman" w:eastAsia="宋体"/>
-                <w:b w:val="0"/>
-                <w:color w:val="191919"/>
-                <w:sz w:val="19"/>
-              </w:rPr>
               <w:t>【出场人物】赵左右（画外音彩蛋）、徐图图（画外音彩蛋）</w:t>
               <w:br/>
-              <w:t>【本场戏剧功能与导演调度任务】片尾主题曲《没有回声的前方》深情响起。水墨晕染的相框画廊中，依次闪回全剧二十四集的珍贵名场面：1998年雪夜的三个雪人、2008年高一（2）班的《三人行》创刊号、三条鱼漫画屋的欢声笑语、五零一室一家五口的团圆饺子宴、旧物仓库里背靠背的突围、覆雪操场上的重逢拥抱……在演职员表滚过之……</w:t>
+              <w:t>【本场戏剧功能与导演调度任务】【片尾断章/高潮尾钩（Cliffhanger）调度】以「外/内　片尾名场面画廊回顾与寒假岁月潭野营声音彩蛋（ED） — 日/夜」为物理容器，聚焦（赵左右（画外音彩蛋）、徐图图（画外音彩蛋））的对手戏力场，核心导演任务在于：强化“雪人”核心精神图腾与宿命微镜像呼应；推进跨时空底层规则与倒计时危机张力；深化中国式原生家庭“刀子嘴与避风港”的代际情感共振。</w:t>
               <w:br/>
               <w:t>【完整剧情推进与动作细节】片尾主题曲《没有回声的前方》深情响起。水墨晕染的相框画廊中，依次闪回全剧二十四集的珍贵名场面：1998年雪夜的三个雪人、2008年高一（2）班的《三人行》创刊号、三条鱼漫画屋的欢声笑语、五零一室一家五口的团圆饺子宴、旧物仓库里背靠背的突围、覆雪操场上的重逢拥抱……在演职员表滚过之后，画面中央温柔地浮现出一行手写体寄语：【一切都会好起来的】。 黑底白字滚动鸣谢与出品信息之际，一段温暖、轻松而充满青春气息的画外音对话在夜色中悄然响起—— 电话那头传来少女徐图图清脆而向往的声音—— 少年赵左右满口答应，温柔地询问她的心愿—— 少女徐图图掰着手指头，笑吟吟地报出了一长串零食清单，最后轻轻吐出了那个贯穿全剧四重时空的信物名字——</w:t>
               <w:br/>

--- a/01_《三人行》全24集全流程标杆成品库/03_剧作结构、悬念节奏与视听解码/EP24_《三人行》第二十四集《独自面对》剧作结构、悬念节奏与视听解码.docx
+++ b/01_《三人行》全24集全流程标杆成品库/03_剧作结构、悬念节奏与视听解码/EP24_《三人行》第二十四集《独自面对》剧作结构、悬念节奏与视听解码.docx
@@ -266,8 +266,6 @@
                 <w:b/>
               </w:rPr>
               <w:t>孔子像前陈明的复学书包与王一漫收回的红金钢笔</w:t>
-              <w:br/>
-              <w:t>（24-1至24-3场）</w:t>
             </w:r>
           </w:p>
         </w:tc>
@@ -318,8 +316,6 @@
                 <w:b/>
               </w:rPr>
               <w:t>华彩艺考落榜单、云都大学计算机系调剂通知书与啤酒瓶/微笑雪人</w:t>
-              <w:br/>
-              <w:t>（24-5至24-9场）</w:t>
             </w:r>
           </w:p>
         </w:tc>
@@ -370,8 +366,6 @@
                 <w:b/>
               </w:rPr>
               <w:t>母校覆雪操场的第三个雪人与清除预知记忆白光</w:t>
-              <w:br/>
-              <w:t>（24-10场）</w:t>
             </w:r>
           </w:p>
         </w:tc>
@@ -422,8 +416,6 @@
                 <w:b/>
               </w:rPr>
               <w:t>飞霞路雪夜被砸碎的偷拍翻盖手机、小手电筒暖雪与99%修正卡死屏</w:t>
-              <w:br/>
-              <w:t>（24-11至24-12场）</w:t>
             </w:r>
           </w:p>
         </w:tc>
@@ -491,7 +483,7 @@
         <w:jc w:val="left"/>
       </w:pPr>
       <w:r>
-        <w:t>• 起承转合五幕戏剧节拍与冷开场/强尾钩排布（B账）：• 冷开场与第一幕（24-1至24-4）：2009秋清晨，走出阴霾的陈明背着书包在八中孔子像前阳光复学（“谢谢你的字条，字丑了点”）；高三（2）班早读全班齐诵韩愈《师说》“三人行，则必有我师”完成全剧终极点题！罗爱文辞行飞往德国改学新能源汽车（约好未来与陈明合作研究自动驾驶）；2009冬飘雪连廊下小赵将红金英雄钢笔归还王一漫，用“发一次疯”鼓励她考外交学院定下“顶峰相见”之约；广播站里小赵带变态辣麻辣烫陪徐图图完成高三最后一次脱稿广播； • 第二幕（24-5至24-8）：2010春北京华彩艺术学院编导四试考场，小赵播放《孤独的饭桶》却在考官问“艺术品还是商品”时脱口说出“我得赚钱啊”，获考官赠言“先学会自洽”并最终四试落榜；2010夏高考毕业火锅宴上陈明拆解数学选择题压轴题双重陷阱（选B，小赵改错痛失5分考570分）；1449室里小赵温柔劝阻高考失利的徐图图不要为他去北京读专科，助她留在长林大学读工商管理；查录取结果时因父亲赵东来勾选“服从调剂”，小赵仍被【北京云都大学计算机应用系】录取！ • 第三幕（24-9至24-10）：2010—2012年大学三年里，背负全知记忆的小赵沦为麻木绝望的宿命囚徒，2012冬大三寒假返乡夜在公园林间木栈道拎着啤酒瓶对着微笑雪人崩溃哭喊“笑什么？我问你笑什么！”（与EP01开篇1998雪夜失控成年陌生男人拿酒瓶指雪人怒骂踹碎形成跨越24集的宿命微镜像）；次日在长林八中覆雪大操场，41岁的荀未来再次穿越归来，陪20岁的小赵并肩堆完第三个雪人，在2058年82岁余博士配合下清除了小赵脑海中的全部预知记忆（“去做回那个莽撞的少年吧，或许最后的变数，反而在这未知之中呢。原来未知，才是未来”）； • 第四幕（24-11）：终极破局之战——当晚飞霞路小区风雪夜，忘却一切功利算计、变回纯粹莽撞少年的20岁赵左右陪徐图图走在街头，恰逢徐图图赌鬼生父徐家宝抢劫大妈钱包被押上警车！面对举翻盖手机偷拍羞辱徐图图的围观男，赵左右猛冲上去将其扑倒在雪地殊死搏斗，左额角被石块砸得鲜血淋漓（月牙疤正式烙印归位），死死抱住对方大腿夺下手机当面删光偷拍视频，并掏出小手电筒照向夜空飘雪（“你看，是暖雪”）；徐图图彻底解开羞耻心结，骄傲喊出：“不怕！我爸做什么事跟我有什么关系啊，别人爱怎么说怎么说，老娘才不在乎呢！” • 第五幕大结局（24-12至24-14）：跨越21年来到全新2033年温馨之家客厅，41岁的徐图图安然健在，在结婚纪念日为丈夫赵左右戴上白色叉眼笑脸毛线帽，赵左右送上珍藏25年的广播站选票【赵左右一票 投给徐图图】；2058年时空修正中心主控屏永远卡死在【99%】，助理汇报“2033年长林市没有一个叫舒图的人”，82岁余博士震撼微笑：“难道……舒图真的骗过了时间？”；片尾画廊【一切都会好起来的】与寒假岁月潭野营买巧克力饼干棒声音彩蛋圆满收官！</w:t>
+        <w:t>• 起承转合五幕戏剧节拍与冷开场/强尾钩排布（B账）：• 冷开场与第一幕：2009秋清晨，走出阴霾的陈明背着书包在八中孔子像前阳光复学（“谢谢你的字条，字丑了点”）；高三（2）班早读全班齐诵韩愈《师说》“三人行，则必有我师”完成全剧终极点题！罗爱文辞行飞往德国改学新能源汽车（约好未来与陈明合作研究自动驾驶）；2009冬飘雪连廊下小赵将红金英雄钢笔归还王一漫，用“发一次疯”鼓励她考外交学院定下“顶峰相见”之约；广播站里小赵带变态辣麻辣烫陪徐图图完成高三最后一次脱稿广播； • 第二幕：2010春北京华彩艺术学院编导四试考场，小赵播放《孤独的饭桶》却在考官问“艺术品还是商品”时脱口说出“我得赚钱啊”，获考官赠言“先学会自洽”并最终四试落榜；2010夏高考毕业火锅宴上陈明拆解数学选择题压轴题双重陷阱（选B，小赵改错痛失5分考570分）；1449室里小赵温柔劝阻高考失利的徐图图不要为他去北京读专科，助她留在长林大学读工商管理；查录取结果时因父亲赵东来勾选“服从调剂”，小赵仍被【北京云都大学计算机应用系】录取！ • 第三幕：2010—2012年大学三年里，背负全知记忆的小赵沦为麻木绝望的宿命囚徒，2012冬大三寒假返乡夜在公园林间木栈道拎着啤酒瓶对着微笑雪人崩溃哭喊“笑什么？我问你笑什么！”（与EP01开篇1998雪夜失控成年陌生男人拿酒瓶指雪人怒骂踹碎形成跨越24集的宿命微镜像）；次日在长林八中覆雪大操场，41岁的荀未来再次穿越归来，陪20岁的小赵并肩堆完第三个雪人，在2058年82岁余博士配合下清除了小赵脑海中的全部预知记忆（“去做回那个莽撞的少年吧，或许最后的变数，反而在这未知之中呢。原来未知，才是未来”）； • 第四幕：终极破局之战——当晚飞霞路小区风雪夜，忘却一切功利算计、变回纯粹莽撞少年的20岁赵左右陪徐图图走在街头，恰逢徐图图赌鬼生父徐家宝抢劫大妈钱包被押上警车！面对举翻盖手机偷拍羞辱徐图图的围观男，赵左右猛冲上去将其扑倒在雪地殊死搏斗，左额角被石块砸得鲜血淋漓（月牙疤正式烙印归位），死死抱住对方大腿夺下手机当面删光偷拍视频，并掏出小手电筒照向夜空飘雪（“你看，是暖雪”）；徐图图彻底解开羞耻心结，骄傲喊出：“不怕！我爸做什么事跟我有什么关系啊，别人爱怎么说怎么说，老娘才不在乎呢！” • 第五幕大结局：跨越21年来到全新2033年温馨之家客厅，41岁的徐图图安然健在，在结婚纪念日为丈夫赵左右戴上白色叉眼笑脸毛线帽，赵左右送上珍藏25年的广播站选票【赵左右一票 投给徐图图】；2058年时空修正中心主控屏永远卡死在【99%】，助理汇报“2033年长林市没有一个叫舒图的人”，82岁余博士震撼微笑：“难道……舒图真的骗过了时间？”；片尾画廊【一切都会好起来的】与寒假岁月潭野营买巧克力饼干棒声音彩蛋圆满收官！</w:t>
       </w:r>
     </w:p>
     <w:tbl>
@@ -807,15 +799,15 @@
               <w:jc w:val="left"/>
             </w:pPr>
             <w:r>
-              <w:t>• 冷开场与第一幕（24-1至24-4）：2009秋清晨，走出阴霾的陈明背着书包在八中孔子像前阳光复学（“谢谢你的字条，字丑了点”）；高三（2）班早读全班齐诵韩愈《师说》“三人行，则必有我师”完成全剧终极点题！罗爱文辞行飞往德国改学新能源汽车（约好未来与陈明合作研究自动驾驶）；2009冬飘雪连廊下小赵将红金英雄钢笔归还王一漫，用“发一次疯”鼓励她考外交学院定下“顶峰相见”之约；广播站里小赵带变态辣麻辣烫陪徐图图完成高三最后一次脱稿广播；</w:t>
+              <w:t>• 冷开场与第一幕：2009秋清晨，走出阴霾的陈明背着书包在八中孔子像前阳光复学（“谢谢你的字条，字丑了点”）；高三（2）班早读全班齐诵韩愈《师说》“三人行，则必有我师”完成全剧终极点题！罗爱文辞行飞往德国改学新能源汽车（约好未来与陈明合作研究自动驾驶）；2009冬飘雪连廊下小赵将红金英雄钢笔归还王一漫，用“发一次疯”鼓励她考外交学院定下“顶峰相见”之约；广播站里小赵带变态辣麻辣烫陪徐图图完成高三最后一次脱稿广播；</w:t>
               <w:br/>
-              <w:t>• 第二幕（24-5至24-8）：2010春北京华彩艺术学院编导四试考场，小赵播放《孤独的饭桶》却在考官问“艺术品还是商品”时脱口说出“我得赚钱啊”，获考官赠言“先学会自洽”并最终四试落榜；2010夏高考毕业火锅宴上陈明拆解数学选择题压轴题双重陷阱（选B，小赵改错痛失5分考570分）；1449室里小赵温柔劝阻高考失利的徐图图不要为他去北京读专科，助她留在长林大学读工商管理；查录取结果时因父亲赵东来勾选“服从调剂”，小赵仍被【北京云都大学计算机应用系】录取！</w:t>
+              <w:t>• 第二幕：2010春北京华彩艺术学院编导四试考场，小赵播放《孤独的饭桶》却在考官问“艺术品还是商品”时脱口说出“我得赚钱啊”，获考官赠言“先学会自洽”并最终四试落榜；2010夏高考毕业火锅宴上陈明拆解数学选择题压轴题双重陷阱（选B，小赵改错痛失5分考570分）；1449室里小赵温柔劝阻高考失利的徐图图不要为他去北京读专科，助她留在长林大学读工商管理；查录取结果时因父亲赵东来勾选“服从调剂”，小赵仍被【北京云都大学计算机应用系】录取！</w:t>
               <w:br/>
-              <w:t>• 第三幕（24-9至24-10）：2010—2012年大学三年里，背负全知记忆的小赵沦为麻木绝望的宿命囚徒，2012冬大三寒假返乡夜在公园林间木栈道拎着啤酒瓶对着微笑雪人崩溃哭喊“笑什么？我问你笑什么！”（与EP01开篇1998雪夜失控成年陌生男人拿酒瓶指雪人怒骂踹碎形成跨越24集的宿命微镜像）；次日在长林八中覆雪大操场，41岁的荀未来再次穿越归来，陪20岁的小赵并肩堆完第三个雪人，在2058年82岁余博士配合下清除了小赵脑海中的全部预知记忆（“去做回那个莽撞的少年吧，或许最后的变数，反而在这未知之中呢。原来未知，才是未来”）；</w:t>
+              <w:t>• 第三幕：2010—2012年大学三年里，背负全知记忆的小赵沦为麻木绝望的宿命囚徒，2012冬大三寒假返乡夜在公园林间木栈道拎着啤酒瓶对着微笑雪人崩溃哭喊“笑什么？我问你笑什么！”（与EP01开篇1998雪夜失控成年陌生男人拿酒瓶指雪人怒骂踹碎形成跨越24集的宿命微镜像）；次日在长林八中覆雪大操场，41岁的荀未来再次穿越归来，陪20岁的小赵并肩堆完第三个雪人，在2058年82岁余博士配合下清除了小赵脑海中的全部预知记忆（“去做回那个莽撞的少年吧，或许最后的变数，反而在这未知之中呢。原来未知，才是未来”）；</w:t>
               <w:br/>
-              <w:t>• 第四幕（24-11）：终极破局之战——当晚飞霞路小区风雪夜，忘却一切功利算计、变回纯粹莽撞少年的20岁赵左右陪徐图图走在街头，恰逢徐图图赌鬼生父徐家宝抢劫大妈钱包被押上警车！面对举翻盖手机偷拍羞辱徐图图的围观男，赵左右猛冲上去将其扑倒在雪地殊死搏斗，左额角被石块砸得鲜血淋漓（月牙疤正式烙印归位），死死抱住对方大腿夺下手机当面删光偷拍视频，并掏出小手电筒照向夜空飘雪（“你看，是暖雪”）；徐图图彻底解开羞耻心结，骄傲喊出：“不怕！我爸做什么事跟我有什么关系啊，别人爱怎么说怎么说，老娘才不在乎呢！”</w:t>
+              <w:t>• 第四幕：终极破局之战——当晚飞霞路小区风雪夜，忘却一切功利算计、变回纯粹莽撞少年的20岁赵左右陪徐图图走在街头，恰逢徐图图赌鬼生父徐家宝抢劫大妈钱包被押上警车！面对举翻盖手机偷拍羞辱徐图图的围观男，赵左右猛冲上去将其扑倒在雪地殊死搏斗，左额角被石块砸得鲜血淋漓（月牙疤正式烙印归位），死死抱住对方大腿夺下手机当面删光偷拍视频，并掏出小手电筒照向夜空飘雪（“你看，是暖雪”）；徐图图彻底解开羞耻心结，骄傲喊出：“不怕！我爸做什么事跟我有什么关系啊，别人爱怎么说怎么说，老娘才不在乎呢！”</w:t>
               <w:br/>
-              <w:t>• 第五幕大结局（24-12至24-14）：跨越21年来到全新2033年温馨之家客厅，41岁的徐图图安然健在，在结婚纪念日为丈夫赵左右戴上白色叉眼笑脸毛线帽，赵左右送上珍藏25年的广播站选票【赵左右一票 投给徐图图】；2058年时空修正中心主控屏永远卡死在【99%】，助理汇报“2033年长林市没有一个叫舒图的人”，82岁余博士震撼微笑：“难道……舒图真的骗过了时间？”；片尾画廊【一切都会好起来的】与寒假岁月潭野营买巧克力饼干棒声音彩蛋圆满收官！</w:t>
+              <w:t>• 第五幕大结局：跨越21年来到全新2033年温馨之家客厅，41岁的徐图图安然健在，在结婚纪念日为丈夫赵左右戴上白色叉眼笑脸毛线帽，赵左右送上珍藏25年的广播站选票【赵左右一票 投给徐图图】；2058年时空修正中心主控屏永远卡死在【99%】，助理汇报“2033年长林市没有一个叫舒图的人”，82岁余博士震撼微笑：“难道……舒图真的骗过了时间？”；片尾画廊【一切都会好起来的】与寒假岁月潭野营买巧克力饼干棒声音彩蛋圆满收官！</w:t>
             </w:r>
           </w:p>
         </w:tc>
@@ -3312,7 +3304,7 @@
               <w:jc w:val="left"/>
             </w:pPr>
             <w:r>
-              <w:t>seg01 @ 00:42.0 (第24-1场)</w:t>
+              <w:t xml:space="preserve">seg01 @ 00:42.0 </w:t>
               <w:br/>
               <w:t>（场次：＆＆）</w:t>
             </w:r>
@@ -3369,7 +3361,7 @@
               <w:jc w:val="left"/>
             </w:pPr>
             <w:r>
-              <w:t>seg01 @ 02:05.0 (第24-1场)</w:t>
+              <w:t xml:space="preserve">seg01 @ 02:05.0 </w:t>
               <w:br/>
               <w:t>（场次：＆＆）</w:t>
             </w:r>
@@ -3426,7 +3418,7 @@
               <w:jc w:val="left"/>
             </w:pPr>
             <w:r>
-              <w:t>seg02 @ 05:18.0 (第24-3场)</w:t>
+              <w:t xml:space="preserve">seg02 @ 05:18.0 </w:t>
               <w:br/>
               <w:t>（场次：＆）</w:t>
             </w:r>
@@ -3483,7 +3475,7 @@
               <w:jc w:val="left"/>
             </w:pPr>
             <w:r>
-              <w:t>seg03 @ 09:32.0 (第24-3场)</w:t>
+              <w:t xml:space="preserve">seg03 @ 09:32.0 </w:t>
               <w:br/>
               <w:t>（场次：＆）</w:t>
             </w:r>
@@ -3540,7 +3532,7 @@
               <w:jc w:val="left"/>
             </w:pPr>
             <w:r>
-              <w:t>seg03 @ 12:15.0 (第24-4场)</w:t>
+              <w:t xml:space="preserve">seg03 @ 12:15.0 </w:t>
               <w:br/>
               <w:t>（场次：＆）</w:t>
             </w:r>
@@ -3597,7 +3589,7 @@
               <w:jc w:val="left"/>
             </w:pPr>
             <w:r>
-              <w:t>seg04 @ 14:52.0 (第24-4场)</w:t>
+              <w:t xml:space="preserve">seg04 @ 14:52.0 </w:t>
               <w:br/>
               <w:t>（场次：＆）</w:t>
             </w:r>
@@ -3654,7 +3646,7 @@
               <w:jc w:val="left"/>
             </w:pPr>
             <w:r>
-              <w:t>seg05 @ 19:35.0 (第24-5场)</w:t>
+              <w:t xml:space="preserve">seg05 @ 19:35.0 </w:t>
               <w:br/>
               <w:t>（场次：）</w:t>
             </w:r>
@@ -3711,7 +3703,7 @@
               <w:jc w:val="left"/>
             </w:pPr>
             <w:r>
-              <w:t>seg06 @ 24:42.0 (第24-6场)</w:t>
+              <w:t xml:space="preserve">seg06 @ 24:42.0 </w:t>
               <w:br/>
               <w:t>（场次：＆＆＆）</w:t>
             </w:r>

--- a/01_《三人行》全24集全流程标杆成品库/03_剧作结构、悬念节奏与视听解码/EP24_《三人行》第二十四集《独自面对》剧作结构、悬念节奏与视听解码.docx
+++ b/01_《三人行》全24集全流程标杆成品库/03_剧作结构、悬念节奏与视听解码/EP24_《三人行》第二十四集《独自面对》剧作结构、悬念节奏与视听解码.docx
@@ -563,9 +563,7 @@
         </w:tc>
       </w:tr>
       <w:tr>
-        <w:trPr>
-          <w:cantSplit/>
-        </w:trPr>
+        <w:trPr/>
         <w:tc>
           <w:tcPr>
             <w:tcW w:type="dxa" w:w="2808"/>
@@ -613,15 +611,13 @@
               <w:jc w:val="left"/>
             </w:pPr>
             <w:r>
-              <w:t>【本集客观时间线事件链】：2009秋陈明收到门缝纸条阳光复学，高三早读齐诵《师说》“三人行，则必有我师”终极点题；然而背负全知记忆的赵左右在2010艺考落榜、高考570分被调剂回计算机系，2012冬雪夜拎着啤酒瓶对微笑雪人崩溃哭喊“笑什么？我问你笑什么！”（呼应EP01开篇1998雪夜拿酒瓶踹雪人的失控陌生人）；82岁余博士点醒荀未来“如果一个人什么都知道，真的会活得更好吗”，荀未来在八中操场陪小赵堆完最后一个雪人并请求清除小赵全部未来记忆（“原来未知，才是未来”）；回归未知的20岁赵左右在飞霞路雪夜为护徐图图流血重留月牙疤、删偷拍视频、手电筒照亮“暖雪”，令她终生坦荡名叫“徐图图”从未改名“舒图”；全新2033年41岁赵左右送上珍藏25年的选票，2058时空修正永远卡在【99%】完美收官！</w:t>
+              <w:t>【本集客观时间线事件链】：2009秋陈明收到“答案箱”铁罐助学款与字条后阳光复学，高三早读齐诵《师说》“三人行，则必有我师”终极点题；然而背负全知记忆的赵左右在2010艺考落榜、高考570分被调剂回计算机系，2012冬雪夜拎着啤酒瓶对微笑雪人崩溃哭喊“笑什么？我问你笑什么！”（呼应EP01开篇1998雪夜拿酒瓶踹雪人的失控陌生人）；82岁余博士点醒荀未来“如果一个人什么都知道，真的会活得更好吗”，荀未来在八中操场陪小赵堆完最后一个雪人并请求清除小赵全部未来记忆（“原来未知，才是未来”）；回归未知的20岁赵左右在飞霞路雪夜为护徐图图流血重留月牙疤、删偷拍视频、手电筒照亮“暖雪”，令她终生坦荡名叫“徐图图”从未改名“舒图”；全新2033年41岁赵左右送上珍藏25年的选票，2058时空修正永远卡在【99%】完美收官！</w:t>
             </w:r>
           </w:p>
         </w:tc>
       </w:tr>
       <w:tr>
-        <w:trPr>
-          <w:cantSplit/>
-        </w:trPr>
+        <w:trPr/>
         <w:tc>
           <w:tcPr>
             <w:tcW w:type="dxa" w:w="2808"/>
@@ -684,9 +680,7 @@
         </w:tc>
       </w:tr>
       <w:tr>
-        <w:trPr>
-          <w:cantSplit/>
-        </w:trPr>
+        <w:trPr/>
         <w:tc>
           <w:tcPr>
             <w:tcW w:type="dxa" w:w="2808"/>
@@ -747,9 +741,7 @@
         </w:tc>
       </w:tr>
       <w:tr>
-        <w:trPr>
-          <w:cantSplit/>
-        </w:trPr>
+        <w:trPr/>
         <w:tc>
           <w:tcPr>
             <w:tcW w:type="dxa" w:w="2808"/>
@@ -921,9 +913,7 @@
         </w:tc>
       </w:tr>
       <w:tr>
-        <w:trPr>
-          <w:cantSplit/>
-        </w:trPr>
+        <w:trPr/>
         <w:tc>
           <w:tcPr>
             <w:tcW w:type="dxa" w:w="2880"/>
@@ -977,9 +967,7 @@
         </w:tc>
       </w:tr>
       <w:tr>
-        <w:trPr>
-          <w:cantSplit/>
-        </w:trPr>
+        <w:trPr/>
         <w:tc>
           <w:tcPr>
             <w:tcW w:type="dxa" w:w="2880"/>
@@ -1044,9 +1032,7 @@
         </w:tc>
       </w:tr>
       <w:tr>
-        <w:trPr>
-          <w:cantSplit/>
-        </w:trPr>
+        <w:trPr/>
         <w:tc>
           <w:tcPr>
             <w:tcW w:type="dxa" w:w="2880"/>
@@ -1100,9 +1086,7 @@
         </w:tc>
       </w:tr>
       <w:tr>
-        <w:trPr>
-          <w:cantSplit/>
-        </w:trPr>
+        <w:trPr/>
         <w:tc>
           <w:tcPr>
             <w:tcW w:type="dxa" w:w="2880"/>
@@ -1158,9 +1142,7 @@
         </w:tc>
       </w:tr>
       <w:tr>
-        <w:trPr>
-          <w:cantSplit/>
-        </w:trPr>
+        <w:trPr/>
         <w:tc>
           <w:tcPr>
             <w:tcW w:type="dxa" w:w="2880"/>
@@ -1214,9 +1196,7 @@
         </w:tc>
       </w:tr>
       <w:tr>
-        <w:trPr>
-          <w:cantSplit/>
-        </w:trPr>
+        <w:trPr/>
         <w:tc>
           <w:tcPr>
             <w:tcW w:type="dxa" w:w="2880"/>
@@ -1272,9 +1252,7 @@
         </w:tc>
       </w:tr>
       <w:tr>
-        <w:trPr>
-          <w:cantSplit/>
-        </w:trPr>
+        <w:trPr/>
         <w:tc>
           <w:tcPr>
             <w:tcW w:type="dxa" w:w="2880"/>
@@ -1328,9 +1306,7 @@
         </w:tc>
       </w:tr>
       <w:tr>
-        <w:trPr>
-          <w:cantSplit/>
-        </w:trPr>
+        <w:trPr/>
         <w:tc>
           <w:tcPr>
             <w:tcW w:type="dxa" w:w="2880"/>
@@ -1386,9 +1362,7 @@
         </w:tc>
       </w:tr>
       <w:tr>
-        <w:trPr>
-          <w:cantSplit/>
-        </w:trPr>
+        <w:trPr/>
         <w:tc>
           <w:tcPr>
             <w:tcW w:type="dxa" w:w="2880"/>
@@ -1442,9 +1416,7 @@
         </w:tc>
       </w:tr>
       <w:tr>
-        <w:trPr>
-          <w:cantSplit/>
-        </w:trPr>
+        <w:trPr/>
         <w:tc>
           <w:tcPr>
             <w:tcW w:type="dxa" w:w="2880"/>
@@ -1500,9 +1472,7 @@
         </w:tc>
       </w:tr>
       <w:tr>
-        <w:trPr>
-          <w:cantSplit/>
-        </w:trPr>
+        <w:trPr/>
         <w:tc>
           <w:tcPr>
             <w:tcW w:type="dxa" w:w="2880"/>
@@ -1556,9 +1526,7 @@
         </w:tc>
       </w:tr>
       <w:tr>
-        <w:trPr>
-          <w:cantSplit/>
-        </w:trPr>
+        <w:trPr/>
         <w:tc>
           <w:tcPr>
             <w:tcW w:type="dxa" w:w="2880"/>
@@ -1614,9 +1582,7 @@
         </w:tc>
       </w:tr>
       <w:tr>
-        <w:trPr>
-          <w:cantSplit/>
-        </w:trPr>
+        <w:trPr/>
         <w:tc>
           <w:tcPr>
             <w:tcW w:type="dxa" w:w="2880"/>
@@ -1670,9 +1636,7 @@
         </w:tc>
       </w:tr>
       <w:tr>
-        <w:trPr>
-          <w:cantSplit/>
-        </w:trPr>
+        <w:trPr/>
         <w:tc>
           <w:tcPr>
             <w:tcW w:type="dxa" w:w="2880"/>
@@ -1852,9 +1816,7 @@
         </w:tc>
       </w:tr>
       <w:tr>
-        <w:trPr>
-          <w:cantSplit/>
-        </w:trPr>
+        <w:trPr/>
         <w:tc>
           <w:tcPr>
             <w:tcW w:type="dxa" w:w="2880"/>
@@ -1923,9 +1885,7 @@
         </w:tc>
       </w:tr>
       <w:tr>
-        <w:trPr>
-          <w:cantSplit/>
-        </w:trPr>
+        <w:trPr/>
         <w:tc>
           <w:tcPr>
             <w:tcW w:type="dxa" w:w="2880"/>
@@ -1992,9 +1952,7 @@
         </w:tc>
       </w:tr>
       <w:tr>
-        <w:trPr>
-          <w:cantSplit/>
-        </w:trPr>
+        <w:trPr/>
         <w:tc>
           <w:tcPr>
             <w:tcW w:type="dxa" w:w="2880"/>
@@ -2063,9 +2021,7 @@
         </w:tc>
       </w:tr>
       <w:tr>
-        <w:trPr>
-          <w:cantSplit/>
-        </w:trPr>
+        <w:trPr/>
         <w:tc>
           <w:tcPr>
             <w:tcW w:type="dxa" w:w="2880"/>
@@ -2136,9 +2092,7 @@
         </w:tc>
       </w:tr>
       <w:tr>
-        <w:trPr>
-          <w:cantSplit/>
-        </w:trPr>
+        <w:trPr/>
         <w:tc>
           <w:tcPr>
             <w:tcW w:type="dxa" w:w="2880"/>
@@ -2207,9 +2161,7 @@
         </w:tc>
       </w:tr>
       <w:tr>
-        <w:trPr>
-          <w:cantSplit/>
-        </w:trPr>
+        <w:trPr/>
         <w:tc>
           <w:tcPr>
             <w:tcW w:type="dxa" w:w="2880"/>
@@ -2280,9 +2232,7 @@
         </w:tc>
       </w:tr>
       <w:tr>
-        <w:trPr>
-          <w:cantSplit/>
-        </w:trPr>
+        <w:trPr/>
         <w:tc>
           <w:tcPr>
             <w:tcW w:type="dxa" w:w="2880"/>
@@ -2351,9 +2301,7 @@
         </w:tc>
       </w:tr>
       <w:tr>
-        <w:trPr>
-          <w:cantSplit/>
-        </w:trPr>
+        <w:trPr/>
         <w:tc>
           <w:tcPr>
             <w:tcW w:type="dxa" w:w="2880"/>
@@ -2424,9 +2372,7 @@
         </w:tc>
       </w:tr>
       <w:tr>
-        <w:trPr>
-          <w:cantSplit/>
-        </w:trPr>
+        <w:trPr/>
         <w:tc>
           <w:tcPr>
             <w:tcW w:type="dxa" w:w="2880"/>
@@ -2495,9 +2441,7 @@
         </w:tc>
       </w:tr>
       <w:tr>
-        <w:trPr>
-          <w:cantSplit/>
-        </w:trPr>
+        <w:trPr/>
         <w:tc>
           <w:tcPr>
             <w:tcW w:type="dxa" w:w="2880"/>
@@ -2568,9 +2512,7 @@
         </w:tc>
       </w:tr>
       <w:tr>
-        <w:trPr>
-          <w:cantSplit/>
-        </w:trPr>
+        <w:trPr/>
         <w:tc>
           <w:tcPr>
             <w:tcW w:type="dxa" w:w="2880"/>
@@ -2639,9 +2581,7 @@
         </w:tc>
       </w:tr>
       <w:tr>
-        <w:trPr>
-          <w:cantSplit/>
-        </w:trPr>
+        <w:trPr/>
         <w:tc>
           <w:tcPr>
             <w:tcW w:type="dxa" w:w="2880"/>
@@ -2712,9 +2652,7 @@
         </w:tc>
       </w:tr>
       <w:tr>
-        <w:trPr>
-          <w:cantSplit/>
-        </w:trPr>
+        <w:trPr/>
         <w:tc>
           <w:tcPr>
             <w:tcW w:type="dxa" w:w="2880"/>
@@ -2783,9 +2721,7 @@
         </w:tc>
       </w:tr>
       <w:tr>
-        <w:trPr>
-          <w:cantSplit/>
-        </w:trPr>
+        <w:trPr/>
         <w:tc>
           <w:tcPr>
             <w:tcW w:type="dxa" w:w="2880"/>
@@ -2964,9 +2900,7 @@
         </w:tc>
       </w:tr>
       <w:tr>
-        <w:trPr>
-          <w:cantSplit/>
-        </w:trPr>
+        <w:trPr/>
         <w:tc>
           <w:tcPr>
             <w:tcW w:type="dxa" w:w="2808"/>
@@ -3027,9 +2961,7 @@
         </w:tc>
       </w:tr>
       <w:tr>
-        <w:trPr>
-          <w:cantSplit/>
-        </w:trPr>
+        <w:trPr/>
         <w:tc>
           <w:tcPr>
             <w:tcW w:type="dxa" w:w="2808"/>
@@ -3092,9 +3024,7 @@
         </w:tc>
       </w:tr>
       <w:tr>
-        <w:trPr>
-          <w:cantSplit/>
-        </w:trPr>
+        <w:trPr/>
         <w:tc>
           <w:tcPr>
             <w:tcW w:type="dxa" w:w="2808"/>
@@ -3155,9 +3085,7 @@
         </w:tc>
       </w:tr>
       <w:tr>
-        <w:trPr>
-          <w:cantSplit/>
-        </w:trPr>
+        <w:trPr/>
         <w:tc>
           <w:tcPr>
             <w:tcW w:type="dxa" w:w="2808"/>
@@ -3220,9 +3148,7 @@
         </w:tc>
       </w:tr>
       <w:tr>
-        <w:trPr>
-          <w:cantSplit/>
-        </w:trPr>
+        <w:trPr/>
         <w:tc>
           <w:tcPr>
             <w:tcW w:type="dxa" w:w="2808"/>
@@ -3283,9 +3209,7 @@
         </w:tc>
       </w:tr>
       <w:tr>
-        <w:trPr>
-          <w:cantSplit/>
-        </w:trPr>
+        <w:trPr/>
         <w:tc>
           <w:tcPr>
             <w:tcW w:type="dxa" w:w="2808"/>
@@ -3341,9 +3265,7 @@
         </w:tc>
       </w:tr>
       <w:tr>
-        <w:trPr>
-          <w:cantSplit/>
-        </w:trPr>
+        <w:trPr/>
         <w:tc>
           <w:tcPr>
             <w:tcW w:type="dxa" w:w="2808"/>
@@ -3397,9 +3319,7 @@
         </w:tc>
       </w:tr>
       <w:tr>
-        <w:trPr>
-          <w:cantSplit/>
-        </w:trPr>
+        <w:trPr/>
         <w:tc>
           <w:tcPr>
             <w:tcW w:type="dxa" w:w="2808"/>
@@ -3455,9 +3375,7 @@
         </w:tc>
       </w:tr>
       <w:tr>
-        <w:trPr>
-          <w:cantSplit/>
-        </w:trPr>
+        <w:trPr/>
         <w:tc>
           <w:tcPr>
             <w:tcW w:type="dxa" w:w="2808"/>
@@ -3511,9 +3429,7 @@
         </w:tc>
       </w:tr>
       <w:tr>
-        <w:trPr>
-          <w:cantSplit/>
-        </w:trPr>
+        <w:trPr/>
         <w:tc>
           <w:tcPr>
             <w:tcW w:type="dxa" w:w="2808"/>
@@ -3569,9 +3485,7 @@
         </w:tc>
       </w:tr>
       <w:tr>
-        <w:trPr>
-          <w:cantSplit/>
-        </w:trPr>
+        <w:trPr/>
         <w:tc>
           <w:tcPr>
             <w:tcW w:type="dxa" w:w="2808"/>
@@ -3625,9 +3539,7 @@
         </w:tc>
       </w:tr>
       <w:tr>
-        <w:trPr>
-          <w:cantSplit/>
-        </w:trPr>
+        <w:trPr/>
         <w:tc>
           <w:tcPr>
             <w:tcW w:type="dxa" w:w="2808"/>
@@ -3683,9 +3595,7 @@
         </w:tc>
       </w:tr>
       <w:tr>
-        <w:trPr>
-          <w:cantSplit/>
-        </w:trPr>
+        <w:trPr/>
         <w:tc>
           <w:tcPr>
             <w:tcW w:type="dxa" w:w="2808"/>

--- a/01_《三人行》全24集全流程标杆成品库/03_剧作结构、悬念节奏与视听解码/EP24_《三人行》第二十四集《独自面对》剧作结构、悬念节奏与视听解码.docx
+++ b/01_《三人行》全24集全流程标杆成品库/03_剧作结构、悬念节奏与视听解码/EP24_《三人行》第二十四集《独自面对》剧作结构、悬念节奏与视听解码.docx
@@ -155,7 +155,7 @@
           <w:color w:val="141414"/>
           <w:sz w:val="21"/>
         </w:rPr>
-        <w:t>1. 左额角月牙疤与“暖雪”的诗意重演：在飞霞路雪夜，面对因赌鬼父亲徐家宝抢劫被捕而遭路人举翻盖手机偷拍羞辱的徐图图，不再有任何算计的赵左右凭着少年本能冲上去搏斗，被石块砸破左额角流血，拼死抢过手机删掉了视频！原来，那道贯穿全剧的左额角月牙疤从未消失，它从高二岁月路的偶然负伤，升华成了大三雪夜守护爱人尊严的荣耀勋章！而当他掏出手电筒照亮夜空飞雪（“你看，是暖雪”），即使没有了荀未来在天台摇造雪机，少年依然用自己的方式为女孩下了一场“暖雪”！</w:t>
+        <w:t>1. 左额角月牙疤与“暖雪”的诗意重演：在飞霞路雪夜，面对因赌鬼父亲徐家宝抢劫被捕而遭路人举翻盖手机偷拍羞辱的徐图图，不再有任何算计的赵左右凭着少年本能冲上去搏斗，被石块砸破左额角流血，拼死抢过手机删掉了视频！原来，那道贯穿全剧的左额角月牙疤从未消失，它从高二岁月路的偶然负伤，升华成了大三雪夜守护爱人尊严的荣耀勋章！而当他掏出手电筒照亮夜空飞雪（“你看，是暖雪”），即使没有了荀未来在借出体育馆LM3500造雪机运至东湖公园礼拜堂，少年依然用自己的方式为女孩下了一场“暖雪”！</w:t>
       </w:r>
     </w:p>
     <w:p>
